--- a/docs/quarto/index.docx
+++ b/docs/quarto/index.docx
@@ -6689,103 +6689,103 @@
                 <w:rFonts w:ascii="Calibri" w:hAnsi="Calibri"/>
                 <w:sz w:val="20"/>
               </w:rPr>
-              <w:t xml:space="default">30-Day Readmission</w:t>
-            </w:r>
-          </w:p>
-        </w:tc>
-        <w:tc>
-          <w:tcPr>
-            <w:tcBorders>
-              <w:top w:val="single" w:space="0" w:color="D3D3D3"/>
-              <w:bottom w:val="single" w:space="0" w:color="D3D3D3"/>
-              <w:start w:val="single" w:space="0" w:color="D3D3D3"/>
-              <w:end w:val="single" w:space="0" w:color="D3D3D3"/>
-            </w:tcBorders>
-          </w:tcPr>
-          <w:p>
-            <w:pPr>
-              <w:spacing w:before="0" w:after="60"/>
-              <w:keepNext/>
-              <w:jc w:val="center"/>
-            </w:pPr>
-            <w:r>
-              <w:rPr>
-                <w:rFonts w:ascii="Calibri" w:hAnsi="Calibri"/>
-                <w:sz w:val="20"/>
-              </w:rPr>
-              <w:t xml:space="default"/>
-            </w:r>
-          </w:p>
-        </w:tc>
-        <w:tc>
-          <w:tcPr>
-            <w:tcBorders>
-              <w:top w:val="single" w:space="0" w:color="D3D3D3"/>
-              <w:bottom w:val="single" w:space="0" w:color="D3D3D3"/>
-              <w:start w:val="single" w:space="0" w:color="D3D3D3"/>
-              <w:end w:val="single" w:space="0" w:color="D3D3D3"/>
-            </w:tcBorders>
-          </w:tcPr>
-          <w:p>
-            <w:pPr>
-              <w:spacing w:before="0" w:after="60"/>
-              <w:keepNext/>
-              <w:jc w:val="center"/>
-            </w:pPr>
-            <w:r>
-              <w:rPr>
-                <w:rFonts w:ascii="Calibri" w:hAnsi="Calibri"/>
-                <w:sz w:val="20"/>
-              </w:rPr>
-              <w:t xml:space="default"/>
-            </w:r>
-          </w:p>
-        </w:tc>
-        <w:tc>
-          <w:tcPr>
-            <w:tcBorders>
-              <w:top w:val="single" w:space="0" w:color="D3D3D3"/>
-              <w:bottom w:val="single" w:space="0" w:color="D3D3D3"/>
-              <w:start w:val="single" w:space="0" w:color="D3D3D3"/>
-              <w:end w:val="single" w:space="0" w:color="D3D3D3"/>
-            </w:tcBorders>
-          </w:tcPr>
-          <w:p>
-            <w:pPr>
-              <w:spacing w:before="0" w:after="60"/>
-              <w:keepNext/>
-              <w:jc w:val="center"/>
-            </w:pPr>
-            <w:r>
-              <w:rPr>
-                <w:rFonts w:ascii="Calibri" w:hAnsi="Calibri"/>
-                <w:sz w:val="20"/>
-              </w:rPr>
-              <w:t xml:space="default"/>
-            </w:r>
-          </w:p>
-        </w:tc>
-        <w:tc>
-          <w:tcPr>
-            <w:tcBorders>
-              <w:top w:val="single" w:space="0" w:color="D3D3D3"/>
-              <w:bottom w:val="single" w:space="0" w:color="D3D3D3"/>
-              <w:start w:val="single" w:space="0" w:color="D3D3D3"/>
-              <w:end w:val="single" w:space="0" w:color="D3D3D3"/>
-            </w:tcBorders>
-          </w:tcPr>
-          <w:p>
-            <w:pPr>
-              <w:spacing w:before="0" w:after="60"/>
-              <w:keepNext/>
-              <w:jc w:val="center"/>
-            </w:pPr>
-            <w:r>
-              <w:rPr>
-                <w:rFonts w:ascii="Calibri" w:hAnsi="Calibri"/>
-                <w:sz w:val="20"/>
-              </w:rPr>
-              <w:t xml:space="default">0.032</w:t>
+              <w:t xml:space="default">Length of Stay (days)</w:t>
+            </w:r>
+          </w:p>
+        </w:tc>
+        <w:tc>
+          <w:tcPr>
+            <w:tcBorders>
+              <w:top w:val="single" w:space="0" w:color="D3D3D3"/>
+              <w:bottom w:val="single" w:space="0" w:color="D3D3D3"/>
+              <w:start w:val="single" w:space="0" w:color="D3D3D3"/>
+              <w:end w:val="single" w:space="0" w:color="D3D3D3"/>
+            </w:tcBorders>
+          </w:tcPr>
+          <w:p>
+            <w:pPr>
+              <w:spacing w:before="0" w:after="60"/>
+              <w:keepNext/>
+              <w:jc w:val="center"/>
+            </w:pPr>
+            <w:r>
+              <w:rPr>
+                <w:rFonts w:ascii="Calibri" w:hAnsi="Calibri"/>
+                <w:sz w:val="20"/>
+              </w:rPr>
+              <w:t xml:space="default">1.00 (1.00, 3.00)</w:t>
+            </w:r>
+          </w:p>
+        </w:tc>
+        <w:tc>
+          <w:tcPr>
+            <w:tcBorders>
+              <w:top w:val="single" w:space="0" w:color="D3D3D3"/>
+              <w:bottom w:val="single" w:space="0" w:color="D3D3D3"/>
+              <w:start w:val="single" w:space="0" w:color="D3D3D3"/>
+              <w:end w:val="single" w:space="0" w:color="D3D3D3"/>
+            </w:tcBorders>
+          </w:tcPr>
+          <w:p>
+            <w:pPr>
+              <w:spacing w:before="0" w:after="60"/>
+              <w:keepNext/>
+              <w:jc w:val="center"/>
+            </w:pPr>
+            <w:r>
+              <w:rPr>
+                <w:rFonts w:ascii="Calibri" w:hAnsi="Calibri"/>
+                <w:sz w:val="20"/>
+              </w:rPr>
+              <w:t xml:space="default">1.00 (1.00, 3.00)</w:t>
+            </w:r>
+          </w:p>
+        </w:tc>
+        <w:tc>
+          <w:tcPr>
+            <w:tcBorders>
+              <w:top w:val="single" w:space="0" w:color="D3D3D3"/>
+              <w:bottom w:val="single" w:space="0" w:color="D3D3D3"/>
+              <w:start w:val="single" w:space="0" w:color="D3D3D3"/>
+              <w:end w:val="single" w:space="0" w:color="D3D3D3"/>
+            </w:tcBorders>
+          </w:tcPr>
+          <w:p>
+            <w:pPr>
+              <w:spacing w:before="0" w:after="60"/>
+              <w:keepNext/>
+              <w:jc w:val="center"/>
+            </w:pPr>
+            <w:r>
+              <w:rPr>
+                <w:rFonts w:ascii="Calibri" w:hAnsi="Calibri"/>
+                <w:sz w:val="20"/>
+              </w:rPr>
+              <w:t xml:space="default">1.00 (1.00, 3.00)</w:t>
+            </w:r>
+          </w:p>
+        </w:tc>
+        <w:tc>
+          <w:tcPr>
+            <w:tcBorders>
+              <w:top w:val="single" w:space="0" w:color="D3D3D3"/>
+              <w:bottom w:val="single" w:space="0" w:color="D3D3D3"/>
+              <w:start w:val="single" w:space="0" w:color="D3D3D3"/>
+              <w:end w:val="single" w:space="0" w:color="D3D3D3"/>
+            </w:tcBorders>
+          </w:tcPr>
+          <w:p>
+            <w:pPr>
+              <w:spacing w:before="0" w:after="60"/>
+              <w:keepNext/>
+              <w:jc w:val="center"/>
+            </w:pPr>
+            <w:r>
+              <w:rPr>
+                <w:rFonts w:ascii="Calibri" w:hAnsi="Calibri"/>
+                <w:sz w:val="20"/>
+              </w:rPr>
+              <w:t xml:space="default">0.005</w:t>
             </w:r>
           </w:p>
         </w:tc>
@@ -6814,103 +6814,103 @@
                 <w:rFonts w:ascii="Calibri" w:hAnsi="Calibri"/>
                 <w:sz w:val="20"/>
               </w:rPr>
-              <w:t xml:space="default">    Without Readmission</w:t>
-            </w:r>
-          </w:p>
-        </w:tc>
-        <w:tc>
-          <w:tcPr>
-            <w:tcBorders>
-              <w:top w:val="single" w:space="0" w:color="D3D3D3"/>
-              <w:bottom w:val="single" w:space="0" w:color="D3D3D3"/>
-              <w:start w:val="single" w:space="0" w:color="D3D3D3"/>
-              <w:end w:val="single" w:space="0" w:color="D3D3D3"/>
-            </w:tcBorders>
-          </w:tcPr>
-          <w:p>
-            <w:pPr>
-              <w:spacing w:before="0" w:after="60"/>
-              <w:keepNext/>
-              <w:jc w:val="center"/>
-            </w:pPr>
-            <w:r>
-              <w:rPr>
-                <w:rFonts w:ascii="Calibri" w:hAnsi="Calibri"/>
-                <w:sz w:val="20"/>
-              </w:rPr>
-              <w:t xml:space="default">286,481 (93%)</w:t>
-            </w:r>
-          </w:p>
-        </w:tc>
-        <w:tc>
-          <w:tcPr>
-            <w:tcBorders>
-              <w:top w:val="single" w:space="0" w:color="D3D3D3"/>
-              <w:bottom w:val="single" w:space="0" w:color="D3D3D3"/>
-              <w:start w:val="single" w:space="0" w:color="D3D3D3"/>
-              <w:end w:val="single" w:space="0" w:color="D3D3D3"/>
-            </w:tcBorders>
-          </w:tcPr>
-          <w:p>
-            <w:pPr>
-              <w:spacing w:before="0" w:after="60"/>
-              <w:keepNext/>
-              <w:jc w:val="center"/>
-            </w:pPr>
-            <w:r>
-              <w:rPr>
-                <w:rFonts w:ascii="Calibri" w:hAnsi="Calibri"/>
-                <w:sz w:val="20"/>
-              </w:rPr>
-              <w:t xml:space="default">277,724 (93%)</w:t>
-            </w:r>
-          </w:p>
-        </w:tc>
-        <w:tc>
-          <w:tcPr>
-            <w:tcBorders>
-              <w:top w:val="single" w:space="0" w:color="D3D3D3"/>
-              <w:bottom w:val="single" w:space="0" w:color="D3D3D3"/>
-              <w:start w:val="single" w:space="0" w:color="D3D3D3"/>
-              <w:end w:val="single" w:space="0" w:color="D3D3D3"/>
-            </w:tcBorders>
-          </w:tcPr>
-          <w:p>
-            <w:pPr>
-              <w:spacing w:before="0" w:after="60"/>
-              <w:keepNext/>
-              <w:jc w:val="center"/>
-            </w:pPr>
-            <w:r>
-              <w:rPr>
-                <w:rFonts w:ascii="Calibri" w:hAnsi="Calibri"/>
-                <w:sz w:val="20"/>
-              </w:rPr>
-              <w:t xml:space="default">8,757 (94%)</w:t>
-            </w:r>
-          </w:p>
-        </w:tc>
-        <w:tc>
-          <w:tcPr>
-            <w:tcBorders>
-              <w:top w:val="single" w:space="0" w:color="D3D3D3"/>
-              <w:bottom w:val="single" w:space="0" w:color="D3D3D3"/>
-              <w:start w:val="single" w:space="0" w:color="D3D3D3"/>
-              <w:end w:val="single" w:space="0" w:color="D3D3D3"/>
-            </w:tcBorders>
-          </w:tcPr>
-          <w:p>
-            <w:pPr>
-              <w:spacing w:before="0" w:after="60"/>
-              <w:keepNext/>
-              <w:jc w:val="center"/>
-            </w:pPr>
-            <w:r>
-              <w:rPr>
-                <w:rFonts w:ascii="Calibri" w:hAnsi="Calibri"/>
-                <w:sz w:val="20"/>
-              </w:rPr>
-              <w:t xml:space="default"/>
+              <w:t xml:space="default">Inflation-Adjusted Total Charges ($)</w:t>
+            </w:r>
+          </w:p>
+        </w:tc>
+        <w:tc>
+          <w:tcPr>
+            <w:tcBorders>
+              <w:top w:val="single" w:space="0" w:color="D3D3D3"/>
+              <w:bottom w:val="single" w:space="0" w:color="D3D3D3"/>
+              <w:start w:val="single" w:space="0" w:color="D3D3D3"/>
+              <w:end w:val="single" w:space="0" w:color="D3D3D3"/>
+            </w:tcBorders>
+          </w:tcPr>
+          <w:p>
+            <w:pPr>
+              <w:spacing w:before="0" w:after="60"/>
+              <w:keepNext/>
+              <w:jc w:val="center"/>
+            </w:pPr>
+            <w:r>
+              <w:rPr>
+                <w:rFonts w:ascii="Calibri" w:hAnsi="Calibri"/>
+                <w:sz w:val="20"/>
+              </w:rPr>
+              <w:t xml:space="default">175,012 (130,263, 253,767)</w:t>
+            </w:r>
+          </w:p>
+        </w:tc>
+        <w:tc>
+          <w:tcPr>
+            <w:tcBorders>
+              <w:top w:val="single" w:space="0" w:color="D3D3D3"/>
+              <w:bottom w:val="single" w:space="0" w:color="D3D3D3"/>
+              <w:start w:val="single" w:space="0" w:color="D3D3D3"/>
+              <w:end w:val="single" w:space="0" w:color="D3D3D3"/>
+            </w:tcBorders>
+          </w:tcPr>
+          <w:p>
+            <w:pPr>
+              <w:spacing w:before="0" w:after="60"/>
+              <w:keepNext/>
+              <w:jc w:val="center"/>
+            </w:pPr>
+            <w:r>
+              <w:rPr>
+                <w:rFonts w:ascii="Calibri" w:hAnsi="Calibri"/>
+                <w:sz w:val="20"/>
+              </w:rPr>
+              <w:t xml:space="default">175,102 (130,258, 253,804)</w:t>
+            </w:r>
+          </w:p>
+        </w:tc>
+        <w:tc>
+          <w:tcPr>
+            <w:tcBorders>
+              <w:top w:val="single" w:space="0" w:color="D3D3D3"/>
+              <w:bottom w:val="single" w:space="0" w:color="D3D3D3"/>
+              <w:start w:val="single" w:space="0" w:color="D3D3D3"/>
+              <w:end w:val="single" w:space="0" w:color="D3D3D3"/>
+            </w:tcBorders>
+          </w:tcPr>
+          <w:p>
+            <w:pPr>
+              <w:spacing w:before="0" w:after="60"/>
+              <w:keepNext/>
+              <w:jc w:val="center"/>
+            </w:pPr>
+            <w:r>
+              <w:rPr>
+                <w:rFonts w:ascii="Calibri" w:hAnsi="Calibri"/>
+                <w:sz w:val="20"/>
+              </w:rPr>
+              <w:t xml:space="default">172,119 (130,305, 252,628)</w:t>
+            </w:r>
+          </w:p>
+        </w:tc>
+        <w:tc>
+          <w:tcPr>
+            <w:tcBorders>
+              <w:top w:val="single" w:space="0" w:color="D3D3D3"/>
+              <w:bottom w:val="single" w:space="0" w:color="D3D3D3"/>
+              <w:start w:val="single" w:space="0" w:color="D3D3D3"/>
+              <w:end w:val="single" w:space="0" w:color="D3D3D3"/>
+            </w:tcBorders>
+          </w:tcPr>
+          <w:p>
+            <w:pPr>
+              <w:spacing w:before="0" w:after="60"/>
+              <w:keepNext/>
+              <w:jc w:val="center"/>
+            </w:pPr>
+            <w:r>
+              <w:rPr>
+                <w:rFonts w:ascii="Calibri" w:hAnsi="Calibri"/>
+                <w:sz w:val="20"/>
+              </w:rPr>
+              <w:t xml:space="default">0.7</w:t>
             </w:r>
           </w:p>
         </w:tc>
@@ -6939,103 +6939,103 @@
                 <w:rFonts w:ascii="Calibri" w:hAnsi="Calibri"/>
                 <w:sz w:val="20"/>
               </w:rPr>
-              <w:t xml:space="default">    With 30-day readmission</w:t>
-            </w:r>
-          </w:p>
-        </w:tc>
-        <w:tc>
-          <w:tcPr>
-            <w:tcBorders>
-              <w:top w:val="single" w:space="0" w:color="D3D3D3"/>
-              <w:bottom w:val="single" w:space="0" w:color="D3D3D3"/>
-              <w:start w:val="single" w:space="0" w:color="D3D3D3"/>
-              <w:end w:val="single" w:space="0" w:color="D3D3D3"/>
-            </w:tcBorders>
-          </w:tcPr>
-          <w:p>
-            <w:pPr>
-              <w:spacing w:before="0" w:after="60"/>
-              <w:keepNext/>
-              <w:jc w:val="center"/>
-            </w:pPr>
-            <w:r>
-              <w:rPr>
-                <w:rFonts w:ascii="Calibri" w:hAnsi="Calibri"/>
-                <w:sz w:val="20"/>
-              </w:rPr>
-              <w:t xml:space="default">22,404 (7.3%)</w:t>
-            </w:r>
-          </w:p>
-        </w:tc>
-        <w:tc>
-          <w:tcPr>
-            <w:tcBorders>
-              <w:top w:val="single" w:space="0" w:color="D3D3D3"/>
-              <w:bottom w:val="single" w:space="0" w:color="D3D3D3"/>
-              <w:start w:val="single" w:space="0" w:color="D3D3D3"/>
-              <w:end w:val="single" w:space="0" w:color="D3D3D3"/>
-            </w:tcBorders>
-          </w:tcPr>
-          <w:p>
-            <w:pPr>
-              <w:spacing w:before="0" w:after="60"/>
-              <w:keepNext/>
-              <w:jc w:val="center"/>
-            </w:pPr>
-            <w:r>
-              <w:rPr>
-                <w:rFonts w:ascii="Calibri" w:hAnsi="Calibri"/>
-                <w:sz w:val="20"/>
-              </w:rPr>
-              <w:t xml:space="default">21,812 (7.3%)</w:t>
-            </w:r>
-          </w:p>
-        </w:tc>
-        <w:tc>
-          <w:tcPr>
-            <w:tcBorders>
-              <w:top w:val="single" w:space="0" w:color="D3D3D3"/>
-              <w:bottom w:val="single" w:space="0" w:color="D3D3D3"/>
-              <w:start w:val="single" w:space="0" w:color="D3D3D3"/>
-              <w:end w:val="single" w:space="0" w:color="D3D3D3"/>
-            </w:tcBorders>
-          </w:tcPr>
-          <w:p>
-            <w:pPr>
-              <w:spacing w:before="0" w:after="60"/>
-              <w:keepNext/>
-              <w:jc w:val="center"/>
-            </w:pPr>
-            <w:r>
-              <w:rPr>
-                <w:rFonts w:ascii="Calibri" w:hAnsi="Calibri"/>
-                <w:sz w:val="20"/>
-              </w:rPr>
-              <w:t xml:space="default">592 (6.3%)</w:t>
-            </w:r>
-          </w:p>
-        </w:tc>
-        <w:tc>
-          <w:tcPr>
-            <w:tcBorders>
-              <w:top w:val="single" w:space="0" w:color="D3D3D3"/>
-              <w:bottom w:val="single" w:space="0" w:color="D3D3D3"/>
-              <w:start w:val="single" w:space="0" w:color="D3D3D3"/>
-              <w:end w:val="single" w:space="0" w:color="D3D3D3"/>
-            </w:tcBorders>
-          </w:tcPr>
-          <w:p>
-            <w:pPr>
-              <w:spacing w:before="0" w:after="60"/>
-              <w:keepNext/>
-              <w:jc w:val="center"/>
-            </w:pPr>
-            <w:r>
-              <w:rPr>
-                <w:rFonts w:ascii="Calibri" w:hAnsi="Calibri"/>
-                <w:sz w:val="20"/>
-              </w:rPr>
-              <w:t xml:space="default"/>
+              <w:t xml:space="default">Acute myocardial infarction</w:t>
+            </w:r>
+          </w:p>
+        </w:tc>
+        <w:tc>
+          <w:tcPr>
+            <w:tcBorders>
+              <w:top w:val="single" w:space="0" w:color="D3D3D3"/>
+              <w:bottom w:val="single" w:space="0" w:color="D3D3D3"/>
+              <w:start w:val="single" w:space="0" w:color="D3D3D3"/>
+              <w:end w:val="single" w:space="0" w:color="D3D3D3"/>
+            </w:tcBorders>
+          </w:tcPr>
+          <w:p>
+            <w:pPr>
+              <w:spacing w:before="0" w:after="60"/>
+              <w:keepNext/>
+              <w:jc w:val="center"/>
+            </w:pPr>
+            <w:r>
+              <w:rPr>
+                <w:rFonts w:ascii="Calibri" w:hAnsi="Calibri"/>
+                <w:sz w:val="20"/>
+              </w:rPr>
+              <w:t xml:space="default">6,447 (2.1%)</w:t>
+            </w:r>
+          </w:p>
+        </w:tc>
+        <w:tc>
+          <w:tcPr>
+            <w:tcBorders>
+              <w:top w:val="single" w:space="0" w:color="D3D3D3"/>
+              <w:bottom w:val="single" w:space="0" w:color="D3D3D3"/>
+              <w:start w:val="single" w:space="0" w:color="D3D3D3"/>
+              <w:end w:val="single" w:space="0" w:color="D3D3D3"/>
+            </w:tcBorders>
+          </w:tcPr>
+          <w:p>
+            <w:pPr>
+              <w:spacing w:before="0" w:after="60"/>
+              <w:keepNext/>
+              <w:jc w:val="center"/>
+            </w:pPr>
+            <w:r>
+              <w:rPr>
+                <w:rFonts w:ascii="Calibri" w:hAnsi="Calibri"/>
+                <w:sz w:val="20"/>
+              </w:rPr>
+              <w:t xml:space="default">6,171 (2.1%)</w:t>
+            </w:r>
+          </w:p>
+        </w:tc>
+        <w:tc>
+          <w:tcPr>
+            <w:tcBorders>
+              <w:top w:val="single" w:space="0" w:color="D3D3D3"/>
+              <w:bottom w:val="single" w:space="0" w:color="D3D3D3"/>
+              <w:start w:val="single" w:space="0" w:color="D3D3D3"/>
+              <w:end w:val="single" w:space="0" w:color="D3D3D3"/>
+            </w:tcBorders>
+          </w:tcPr>
+          <w:p>
+            <w:pPr>
+              <w:spacing w:before="0" w:after="60"/>
+              <w:keepNext/>
+              <w:jc w:val="center"/>
+            </w:pPr>
+            <w:r>
+              <w:rPr>
+                <w:rFonts w:ascii="Calibri" w:hAnsi="Calibri"/>
+                <w:sz w:val="20"/>
+              </w:rPr>
+              <w:t xml:space="default">277 (3.0%)</w:t>
+            </w:r>
+          </w:p>
+        </w:tc>
+        <w:tc>
+          <w:tcPr>
+            <w:tcBorders>
+              <w:top w:val="single" w:space="0" w:color="D3D3D3"/>
+              <w:bottom w:val="single" w:space="0" w:color="D3D3D3"/>
+              <w:start w:val="single" w:space="0" w:color="D3D3D3"/>
+              <w:end w:val="single" w:space="0" w:color="D3D3D3"/>
+            </w:tcBorders>
+          </w:tcPr>
+          <w:p>
+            <w:pPr>
+              <w:spacing w:before="0" w:after="60"/>
+              <w:keepNext/>
+              <w:jc w:val="center"/>
+            </w:pPr>
+            <w:r>
+              <w:rPr>
+                <w:rFonts w:ascii="Calibri" w:hAnsi="Calibri"/>
+                <w:sz w:val="20"/>
+              </w:rPr>
+              <w:t xml:space="default">&lt;0.001</w:t>
             </w:r>
           </w:p>
         </w:tc>
@@ -7064,103 +7064,103 @@
                 <w:rFonts w:ascii="Calibri" w:hAnsi="Calibri"/>
                 <w:sz w:val="20"/>
               </w:rPr>
-              <w:t xml:space="default">In-Hospital Mortality</w:t>
-            </w:r>
-          </w:p>
-        </w:tc>
-        <w:tc>
-          <w:tcPr>
-            <w:tcBorders>
-              <w:top w:val="single" w:space="0" w:color="D3D3D3"/>
-              <w:bottom w:val="single" w:space="0" w:color="D3D3D3"/>
-              <w:start w:val="single" w:space="0" w:color="D3D3D3"/>
-              <w:end w:val="single" w:space="0" w:color="D3D3D3"/>
-            </w:tcBorders>
-          </w:tcPr>
-          <w:p>
-            <w:pPr>
-              <w:spacing w:before="0" w:after="60"/>
-              <w:keepNext/>
-              <w:jc w:val="center"/>
-            </w:pPr>
-            <w:r>
-              <w:rPr>
-                <w:rFonts w:ascii="Calibri" w:hAnsi="Calibri"/>
-                <w:sz w:val="20"/>
-              </w:rPr>
-              <w:t xml:space="default">0 (0%)</w:t>
-            </w:r>
-          </w:p>
-        </w:tc>
-        <w:tc>
-          <w:tcPr>
-            <w:tcBorders>
-              <w:top w:val="single" w:space="0" w:color="D3D3D3"/>
-              <w:bottom w:val="single" w:space="0" w:color="D3D3D3"/>
-              <w:start w:val="single" w:space="0" w:color="D3D3D3"/>
-              <w:end w:val="single" w:space="0" w:color="D3D3D3"/>
-            </w:tcBorders>
-          </w:tcPr>
-          <w:p>
-            <w:pPr>
-              <w:spacing w:before="0" w:after="60"/>
-              <w:keepNext/>
-              <w:jc w:val="center"/>
-            </w:pPr>
-            <w:r>
-              <w:rPr>
-                <w:rFonts w:ascii="Calibri" w:hAnsi="Calibri"/>
-                <w:sz w:val="20"/>
-              </w:rPr>
-              <w:t xml:space="default">0 (0%)</w:t>
-            </w:r>
-          </w:p>
-        </w:tc>
-        <w:tc>
-          <w:tcPr>
-            <w:tcBorders>
-              <w:top w:val="single" w:space="0" w:color="D3D3D3"/>
-              <w:bottom w:val="single" w:space="0" w:color="D3D3D3"/>
-              <w:start w:val="single" w:space="0" w:color="D3D3D3"/>
-              <w:end w:val="single" w:space="0" w:color="D3D3D3"/>
-            </w:tcBorders>
-          </w:tcPr>
-          <w:p>
-            <w:pPr>
-              <w:spacing w:before="0" w:after="60"/>
-              <w:keepNext/>
-              <w:jc w:val="center"/>
-            </w:pPr>
-            <w:r>
-              <w:rPr>
-                <w:rFonts w:ascii="Calibri" w:hAnsi="Calibri"/>
-                <w:sz w:val="20"/>
-              </w:rPr>
-              <w:t xml:space="default">0 (0%)</w:t>
-            </w:r>
-          </w:p>
-        </w:tc>
-        <w:tc>
-          <w:tcPr>
-            <w:tcBorders>
-              <w:top w:val="single" w:space="0" w:color="D3D3D3"/>
-              <w:bottom w:val="single" w:space="0" w:color="D3D3D3"/>
-              <w:start w:val="single" w:space="0" w:color="D3D3D3"/>
-              <w:end w:val="single" w:space="0" w:color="D3D3D3"/>
-            </w:tcBorders>
-          </w:tcPr>
-          <w:p>
-            <w:pPr>
-              <w:spacing w:before="0" w:after="60"/>
-              <w:keepNext/>
-              <w:jc w:val="center"/>
-            </w:pPr>
-            <w:r>
-              <w:rPr>
-                <w:rFonts w:ascii="Calibri" w:hAnsi="Calibri"/>
-                <w:sz w:val="20"/>
-              </w:rPr>
-              <w:t xml:space="default"/>
+              <w:t xml:space="default">Stroke</w:t>
+            </w:r>
+          </w:p>
+        </w:tc>
+        <w:tc>
+          <w:tcPr>
+            <w:tcBorders>
+              <w:top w:val="single" w:space="0" w:color="D3D3D3"/>
+              <w:bottom w:val="single" w:space="0" w:color="D3D3D3"/>
+              <w:start w:val="single" w:space="0" w:color="D3D3D3"/>
+              <w:end w:val="single" w:space="0" w:color="D3D3D3"/>
+            </w:tcBorders>
+          </w:tcPr>
+          <w:p>
+            <w:pPr>
+              <w:spacing w:before="0" w:after="60"/>
+              <w:keepNext/>
+              <w:jc w:val="center"/>
+            </w:pPr>
+            <w:r>
+              <w:rPr>
+                <w:rFonts w:ascii="Calibri" w:hAnsi="Calibri"/>
+                <w:sz w:val="20"/>
+              </w:rPr>
+              <w:t xml:space="default">3,743 (1.2%)</w:t>
+            </w:r>
+          </w:p>
+        </w:tc>
+        <w:tc>
+          <w:tcPr>
+            <w:tcBorders>
+              <w:top w:val="single" w:space="0" w:color="D3D3D3"/>
+              <w:bottom w:val="single" w:space="0" w:color="D3D3D3"/>
+              <w:start w:val="single" w:space="0" w:color="D3D3D3"/>
+              <w:end w:val="single" w:space="0" w:color="D3D3D3"/>
+            </w:tcBorders>
+          </w:tcPr>
+          <w:p>
+            <w:pPr>
+              <w:spacing w:before="0" w:after="60"/>
+              <w:keepNext/>
+              <w:jc w:val="center"/>
+            </w:pPr>
+            <w:r>
+              <w:rPr>
+                <w:rFonts w:ascii="Calibri" w:hAnsi="Calibri"/>
+                <w:sz w:val="20"/>
+              </w:rPr>
+              <w:t xml:space="default">3,605 (1.2%)</w:t>
+            </w:r>
+          </w:p>
+        </w:tc>
+        <w:tc>
+          <w:tcPr>
+            <w:tcBorders>
+              <w:top w:val="single" w:space="0" w:color="D3D3D3"/>
+              <w:bottom w:val="single" w:space="0" w:color="D3D3D3"/>
+              <w:start w:val="single" w:space="0" w:color="D3D3D3"/>
+              <w:end w:val="single" w:space="0" w:color="D3D3D3"/>
+            </w:tcBorders>
+          </w:tcPr>
+          <w:p>
+            <w:pPr>
+              <w:spacing w:before="0" w:after="60"/>
+              <w:keepNext/>
+              <w:jc w:val="center"/>
+            </w:pPr>
+            <w:r>
+              <w:rPr>
+                <w:rFonts w:ascii="Calibri" w:hAnsi="Calibri"/>
+                <w:sz w:val="20"/>
+              </w:rPr>
+              <w:t xml:space="default">138 (1.5%)</w:t>
+            </w:r>
+          </w:p>
+        </w:tc>
+        <w:tc>
+          <w:tcPr>
+            <w:tcBorders>
+              <w:top w:val="single" w:space="0" w:color="D3D3D3"/>
+              <w:bottom w:val="single" w:space="0" w:color="D3D3D3"/>
+              <w:start w:val="single" w:space="0" w:color="D3D3D3"/>
+              <w:end w:val="single" w:space="0" w:color="D3D3D3"/>
+            </w:tcBorders>
+          </w:tcPr>
+          <w:p>
+            <w:pPr>
+              <w:spacing w:before="0" w:after="60"/>
+              <w:keepNext/>
+              <w:jc w:val="center"/>
+            </w:pPr>
+            <w:r>
+              <w:rPr>
+                <w:rFonts w:ascii="Calibri" w:hAnsi="Calibri"/>
+                <w:sz w:val="20"/>
+              </w:rPr>
+              <w:t xml:space="default">0.092</w:t>
             </w:r>
           </w:p>
         </w:tc>
@@ -7189,103 +7189,103 @@
                 <w:rFonts w:ascii="Calibri" w:hAnsi="Calibri"/>
                 <w:sz w:val="20"/>
               </w:rPr>
-              <w:t xml:space="default">Length of Stay (days)</w:t>
-            </w:r>
-          </w:p>
-        </w:tc>
-        <w:tc>
-          <w:tcPr>
-            <w:tcBorders>
-              <w:top w:val="single" w:space="0" w:color="D3D3D3"/>
-              <w:bottom w:val="single" w:space="0" w:color="D3D3D3"/>
-              <w:start w:val="single" w:space="0" w:color="D3D3D3"/>
-              <w:end w:val="single" w:space="0" w:color="D3D3D3"/>
-            </w:tcBorders>
-          </w:tcPr>
-          <w:p>
-            <w:pPr>
-              <w:spacing w:before="0" w:after="60"/>
-              <w:keepNext/>
-              <w:jc w:val="center"/>
-            </w:pPr>
-            <w:r>
-              <w:rPr>
-                <w:rFonts w:ascii="Calibri" w:hAnsi="Calibri"/>
-                <w:sz w:val="20"/>
-              </w:rPr>
-              <w:t xml:space="default">1.00 (1.00, 3.00)</w:t>
-            </w:r>
-          </w:p>
-        </w:tc>
-        <w:tc>
-          <w:tcPr>
-            <w:tcBorders>
-              <w:top w:val="single" w:space="0" w:color="D3D3D3"/>
-              <w:bottom w:val="single" w:space="0" w:color="D3D3D3"/>
-              <w:start w:val="single" w:space="0" w:color="D3D3D3"/>
-              <w:end w:val="single" w:space="0" w:color="D3D3D3"/>
-            </w:tcBorders>
-          </w:tcPr>
-          <w:p>
-            <w:pPr>
-              <w:spacing w:before="0" w:after="60"/>
-              <w:keepNext/>
-              <w:jc w:val="center"/>
-            </w:pPr>
-            <w:r>
-              <w:rPr>
-                <w:rFonts w:ascii="Calibri" w:hAnsi="Calibri"/>
-                <w:sz w:val="20"/>
-              </w:rPr>
-              <w:t xml:space="default">1.00 (1.00, 3.00)</w:t>
-            </w:r>
-          </w:p>
-        </w:tc>
-        <w:tc>
-          <w:tcPr>
-            <w:tcBorders>
-              <w:top w:val="single" w:space="0" w:color="D3D3D3"/>
-              <w:bottom w:val="single" w:space="0" w:color="D3D3D3"/>
-              <w:start w:val="single" w:space="0" w:color="D3D3D3"/>
-              <w:end w:val="single" w:space="0" w:color="D3D3D3"/>
-            </w:tcBorders>
-          </w:tcPr>
-          <w:p>
-            <w:pPr>
-              <w:spacing w:before="0" w:after="60"/>
-              <w:keepNext/>
-              <w:jc w:val="center"/>
-            </w:pPr>
-            <w:r>
-              <w:rPr>
-                <w:rFonts w:ascii="Calibri" w:hAnsi="Calibri"/>
-                <w:sz w:val="20"/>
-              </w:rPr>
-              <w:t xml:space="default">1.00 (1.00, 3.00)</w:t>
-            </w:r>
-          </w:p>
-        </w:tc>
-        <w:tc>
-          <w:tcPr>
-            <w:tcBorders>
-              <w:top w:val="single" w:space="0" w:color="D3D3D3"/>
-              <w:bottom w:val="single" w:space="0" w:color="D3D3D3"/>
-              <w:start w:val="single" w:space="0" w:color="D3D3D3"/>
-              <w:end w:val="single" w:space="0" w:color="D3D3D3"/>
-            </w:tcBorders>
-          </w:tcPr>
-          <w:p>
-            <w:pPr>
-              <w:spacing w:before="0" w:after="60"/>
-              <w:keepNext/>
-              <w:jc w:val="center"/>
-            </w:pPr>
-            <w:r>
-              <w:rPr>
-                <w:rFonts w:ascii="Calibri" w:hAnsi="Calibri"/>
-                <w:sz w:val="20"/>
-              </w:rPr>
-              <w:t xml:space="default">0.005</w:t>
+              <w:t xml:space="default">Major bleeding</w:t>
+            </w:r>
+          </w:p>
+        </w:tc>
+        <w:tc>
+          <w:tcPr>
+            <w:tcBorders>
+              <w:top w:val="single" w:space="0" w:color="D3D3D3"/>
+              <w:bottom w:val="single" w:space="0" w:color="D3D3D3"/>
+              <w:start w:val="single" w:space="0" w:color="D3D3D3"/>
+              <w:end w:val="single" w:space="0" w:color="D3D3D3"/>
+            </w:tcBorders>
+          </w:tcPr>
+          <w:p>
+            <w:pPr>
+              <w:spacing w:before="0" w:after="60"/>
+              <w:keepNext/>
+              <w:jc w:val="center"/>
+            </w:pPr>
+            <w:r>
+              <w:rPr>
+                <w:rFonts w:ascii="Calibri" w:hAnsi="Calibri"/>
+                <w:sz w:val="20"/>
+              </w:rPr>
+              <w:t xml:space="default">20,325 (6.6%)</w:t>
+            </w:r>
+          </w:p>
+        </w:tc>
+        <w:tc>
+          <w:tcPr>
+            <w:tcBorders>
+              <w:top w:val="single" w:space="0" w:color="D3D3D3"/>
+              <w:bottom w:val="single" w:space="0" w:color="D3D3D3"/>
+              <w:start w:val="single" w:space="0" w:color="D3D3D3"/>
+              <w:end w:val="single" w:space="0" w:color="D3D3D3"/>
+            </w:tcBorders>
+          </w:tcPr>
+          <w:p>
+            <w:pPr>
+              <w:spacing w:before="0" w:after="60"/>
+              <w:keepNext/>
+              <w:jc w:val="center"/>
+            </w:pPr>
+            <w:r>
+              <w:rPr>
+                <w:rFonts w:ascii="Calibri" w:hAnsi="Calibri"/>
+                <w:sz w:val="20"/>
+              </w:rPr>
+              <w:t xml:space="default">19,649 (6.6%)</w:t>
+            </w:r>
+          </w:p>
+        </w:tc>
+        <w:tc>
+          <w:tcPr>
+            <w:tcBorders>
+              <w:top w:val="single" w:space="0" w:color="D3D3D3"/>
+              <w:bottom w:val="single" w:space="0" w:color="D3D3D3"/>
+              <w:start w:val="single" w:space="0" w:color="D3D3D3"/>
+              <w:end w:val="single" w:space="0" w:color="D3D3D3"/>
+            </w:tcBorders>
+          </w:tcPr>
+          <w:p>
+            <w:pPr>
+              <w:spacing w:before="0" w:after="60"/>
+              <w:keepNext/>
+              <w:jc w:val="center"/>
+            </w:pPr>
+            <w:r>
+              <w:rPr>
+                <w:rFonts w:ascii="Calibri" w:hAnsi="Calibri"/>
+                <w:sz w:val="20"/>
+              </w:rPr>
+              <w:t xml:space="default">676 (7.2%)</w:t>
+            </w:r>
+          </w:p>
+        </w:tc>
+        <w:tc>
+          <w:tcPr>
+            <w:tcBorders>
+              <w:top w:val="single" w:space="0" w:color="D3D3D3"/>
+              <w:bottom w:val="single" w:space="0" w:color="D3D3D3"/>
+              <w:start w:val="single" w:space="0" w:color="D3D3D3"/>
+              <w:end w:val="single" w:space="0" w:color="D3D3D3"/>
+            </w:tcBorders>
+          </w:tcPr>
+          <w:p>
+            <w:pPr>
+              <w:spacing w:before="0" w:after="60"/>
+              <w:keepNext/>
+              <w:jc w:val="center"/>
+            </w:pPr>
+            <w:r>
+              <w:rPr>
+                <w:rFonts w:ascii="Calibri" w:hAnsi="Calibri"/>
+                <w:sz w:val="20"/>
+              </w:rPr>
+              <w:t xml:space="default">0.073</w:t>
             </w:r>
           </w:p>
         </w:tc>
@@ -7314,103 +7314,103 @@
                 <w:rFonts w:ascii="Calibri" w:hAnsi="Calibri"/>
                 <w:sz w:val="20"/>
               </w:rPr>
-              <w:t xml:space="default">Inflation-Adjusted Total Charges ($)</w:t>
-            </w:r>
-          </w:p>
-        </w:tc>
-        <w:tc>
-          <w:tcPr>
-            <w:tcBorders>
-              <w:top w:val="single" w:space="0" w:color="D3D3D3"/>
-              <w:bottom w:val="single" w:space="0" w:color="D3D3D3"/>
-              <w:start w:val="single" w:space="0" w:color="D3D3D3"/>
-              <w:end w:val="single" w:space="0" w:color="D3D3D3"/>
-            </w:tcBorders>
-          </w:tcPr>
-          <w:p>
-            <w:pPr>
-              <w:spacing w:before="0" w:after="60"/>
-              <w:keepNext/>
-              <w:jc w:val="center"/>
-            </w:pPr>
-            <w:r>
-              <w:rPr>
-                <w:rFonts w:ascii="Calibri" w:hAnsi="Calibri"/>
-                <w:sz w:val="20"/>
-              </w:rPr>
-              <w:t xml:space="default">175,012 (130,263, 253,767)</w:t>
-            </w:r>
-          </w:p>
-        </w:tc>
-        <w:tc>
-          <w:tcPr>
-            <w:tcBorders>
-              <w:top w:val="single" w:space="0" w:color="D3D3D3"/>
-              <w:bottom w:val="single" w:space="0" w:color="D3D3D3"/>
-              <w:start w:val="single" w:space="0" w:color="D3D3D3"/>
-              <w:end w:val="single" w:space="0" w:color="D3D3D3"/>
-            </w:tcBorders>
-          </w:tcPr>
-          <w:p>
-            <w:pPr>
-              <w:spacing w:before="0" w:after="60"/>
-              <w:keepNext/>
-              <w:jc w:val="center"/>
-            </w:pPr>
-            <w:r>
-              <w:rPr>
-                <w:rFonts w:ascii="Calibri" w:hAnsi="Calibri"/>
-                <w:sz w:val="20"/>
-              </w:rPr>
-              <w:t xml:space="default">175,102 (130,258, 253,804)</w:t>
-            </w:r>
-          </w:p>
-        </w:tc>
-        <w:tc>
-          <w:tcPr>
-            <w:tcBorders>
-              <w:top w:val="single" w:space="0" w:color="D3D3D3"/>
-              <w:bottom w:val="single" w:space="0" w:color="D3D3D3"/>
-              <w:start w:val="single" w:space="0" w:color="D3D3D3"/>
-              <w:end w:val="single" w:space="0" w:color="D3D3D3"/>
-            </w:tcBorders>
-          </w:tcPr>
-          <w:p>
-            <w:pPr>
-              <w:spacing w:before="0" w:after="60"/>
-              <w:keepNext/>
-              <w:jc w:val="center"/>
-            </w:pPr>
-            <w:r>
-              <w:rPr>
-                <w:rFonts w:ascii="Calibri" w:hAnsi="Calibri"/>
-                <w:sz w:val="20"/>
-              </w:rPr>
-              <w:t xml:space="default">172,119 (130,305, 252,628)</w:t>
-            </w:r>
-          </w:p>
-        </w:tc>
-        <w:tc>
-          <w:tcPr>
-            <w:tcBorders>
-              <w:top w:val="single" w:space="0" w:color="D3D3D3"/>
-              <w:bottom w:val="single" w:space="0" w:color="D3D3D3"/>
-              <w:start w:val="single" w:space="0" w:color="D3D3D3"/>
-              <w:end w:val="single" w:space="0" w:color="D3D3D3"/>
-            </w:tcBorders>
-          </w:tcPr>
-          <w:p>
-            <w:pPr>
-              <w:spacing w:before="0" w:after="60"/>
-              <w:keepNext/>
-              <w:jc w:val="center"/>
-            </w:pPr>
-            <w:r>
-              <w:rPr>
-                <w:rFonts w:ascii="Calibri" w:hAnsi="Calibri"/>
-                <w:sz w:val="20"/>
-              </w:rPr>
-              <w:t xml:space="default">0.7</w:t>
+              <w:t xml:space="default">Acute kidney injury</w:t>
+            </w:r>
+          </w:p>
+        </w:tc>
+        <w:tc>
+          <w:tcPr>
+            <w:tcBorders>
+              <w:top w:val="single" w:space="0" w:color="D3D3D3"/>
+              <w:bottom w:val="single" w:space="0" w:color="D3D3D3"/>
+              <w:start w:val="single" w:space="0" w:color="D3D3D3"/>
+              <w:end w:val="single" w:space="0" w:color="D3D3D3"/>
+            </w:tcBorders>
+          </w:tcPr>
+          <w:p>
+            <w:pPr>
+              <w:spacing w:before="0" w:after="60"/>
+              <w:keepNext/>
+              <w:jc w:val="center"/>
+            </w:pPr>
+            <w:r>
+              <w:rPr>
+                <w:rFonts w:ascii="Calibri" w:hAnsi="Calibri"/>
+                <w:sz w:val="20"/>
+              </w:rPr>
+              <w:t xml:space="default">20,901 (6.8%)</w:t>
+            </w:r>
+          </w:p>
+        </w:tc>
+        <w:tc>
+          <w:tcPr>
+            <w:tcBorders>
+              <w:top w:val="single" w:space="0" w:color="D3D3D3"/>
+              <w:bottom w:val="single" w:space="0" w:color="D3D3D3"/>
+              <w:start w:val="single" w:space="0" w:color="D3D3D3"/>
+              <w:end w:val="single" w:space="0" w:color="D3D3D3"/>
+            </w:tcBorders>
+          </w:tcPr>
+          <w:p>
+            <w:pPr>
+              <w:spacing w:before="0" w:after="60"/>
+              <w:keepNext/>
+              <w:jc w:val="center"/>
+            </w:pPr>
+            <w:r>
+              <w:rPr>
+                <w:rFonts w:ascii="Calibri" w:hAnsi="Calibri"/>
+                <w:sz w:val="20"/>
+              </w:rPr>
+              <w:t xml:space="default">20,160 (6.7%)</w:t>
+            </w:r>
+          </w:p>
+        </w:tc>
+        <w:tc>
+          <w:tcPr>
+            <w:tcBorders>
+              <w:top w:val="single" w:space="0" w:color="D3D3D3"/>
+              <w:bottom w:val="single" w:space="0" w:color="D3D3D3"/>
+              <w:start w:val="single" w:space="0" w:color="D3D3D3"/>
+              <w:end w:val="single" w:space="0" w:color="D3D3D3"/>
+            </w:tcBorders>
+          </w:tcPr>
+          <w:p>
+            <w:pPr>
+              <w:spacing w:before="0" w:after="60"/>
+              <w:keepNext/>
+              <w:jc w:val="center"/>
+            </w:pPr>
+            <w:r>
+              <w:rPr>
+                <w:rFonts w:ascii="Calibri" w:hAnsi="Calibri"/>
+                <w:sz w:val="20"/>
+              </w:rPr>
+              <w:t xml:space="default">740 (7.9%)</w:t>
+            </w:r>
+          </w:p>
+        </w:tc>
+        <w:tc>
+          <w:tcPr>
+            <w:tcBorders>
+              <w:top w:val="single" w:space="0" w:color="D3D3D3"/>
+              <w:bottom w:val="single" w:space="0" w:color="D3D3D3"/>
+              <w:start w:val="single" w:space="0" w:color="D3D3D3"/>
+              <w:end w:val="single" w:space="0" w:color="D3D3D3"/>
+            </w:tcBorders>
+          </w:tcPr>
+          <w:p>
+            <w:pPr>
+              <w:spacing w:before="0" w:after="60"/>
+              <w:keepNext/>
+              <w:jc w:val="center"/>
+            </w:pPr>
+            <w:r>
+              <w:rPr>
+                <w:rFonts w:ascii="Calibri" w:hAnsi="Calibri"/>
+                <w:sz w:val="20"/>
+              </w:rPr>
+              <w:t xml:space="default">0.005</w:t>
             </w:r>
           </w:p>
         </w:tc>
@@ -7421,121 +7421,28 @@
         </w:trPr>
         <w:tc>
           <w:tcPr>
-            <w:tcBorders>
-              <w:top w:val="single" w:space="0" w:color="D3D3D3"/>
-              <w:bottom w:val="single" w:space="0" w:color="D3D3D3"/>
-              <w:start w:val="single" w:space="0" w:color="D3D3D3"/>
-              <w:end w:val="single" w:space="0" w:color="D3D3D3"/>
-            </w:tcBorders>
-          </w:tcPr>
-          <w:p>
-            <w:pPr>
-              <w:spacing w:before="0" w:after="60"/>
-              <w:keepNext/>
-              <w:jc w:val="start"/>
-            </w:pPr>
-            <w:r>
-              <w:rPr>
-                <w:rFonts w:ascii="Calibri" w:hAnsi="Calibri"/>
-                <w:sz w:val="20"/>
-              </w:rPr>
-              <w:t xml:space="default">AMI</w:t>
-            </w:r>
-          </w:p>
-        </w:tc>
-        <w:tc>
-          <w:tcPr>
-            <w:tcBorders>
-              <w:top w:val="single" w:space="0" w:color="D3D3D3"/>
-              <w:bottom w:val="single" w:space="0" w:color="D3D3D3"/>
-              <w:start w:val="single" w:space="0" w:color="D3D3D3"/>
-              <w:end w:val="single" w:space="0" w:color="D3D3D3"/>
-            </w:tcBorders>
-          </w:tcPr>
-          <w:p>
-            <w:pPr>
-              <w:spacing w:before="0" w:after="60"/>
-              <w:keepNext/>
-              <w:jc w:val="center"/>
-            </w:pPr>
-            <w:r>
-              <w:rPr>
-                <w:rFonts w:ascii="Calibri" w:hAnsi="Calibri"/>
-                <w:sz w:val="20"/>
-              </w:rPr>
-              <w:t xml:space="default"/>
-            </w:r>
-          </w:p>
-        </w:tc>
-        <w:tc>
-          <w:tcPr>
-            <w:tcBorders>
-              <w:top w:val="single" w:space="0" w:color="D3D3D3"/>
-              <w:bottom w:val="single" w:space="0" w:color="D3D3D3"/>
-              <w:start w:val="single" w:space="0" w:color="D3D3D3"/>
-              <w:end w:val="single" w:space="0" w:color="D3D3D3"/>
-            </w:tcBorders>
-          </w:tcPr>
-          <w:p>
-            <w:pPr>
-              <w:spacing w:before="0" w:after="60"/>
-              <w:keepNext/>
-              <w:jc w:val="center"/>
-            </w:pPr>
-            <w:r>
-              <w:rPr>
-                <w:rFonts w:ascii="Calibri" w:hAnsi="Calibri"/>
-                <w:sz w:val="20"/>
-              </w:rPr>
-              <w:t xml:space="default"/>
-            </w:r>
-          </w:p>
-        </w:tc>
-        <w:tc>
-          <w:tcPr>
-            <w:tcBorders>
-              <w:top w:val="single" w:space="0" w:color="D3D3D3"/>
-              <w:bottom w:val="single" w:space="0" w:color="D3D3D3"/>
-              <w:start w:val="single" w:space="0" w:color="D3D3D3"/>
-              <w:end w:val="single" w:space="0" w:color="D3D3D3"/>
-            </w:tcBorders>
-          </w:tcPr>
-          <w:p>
-            <w:pPr>
-              <w:spacing w:before="0" w:after="60"/>
-              <w:keepNext/>
-              <w:jc w:val="center"/>
-            </w:pPr>
-            <w:r>
-              <w:rPr>
-                <w:rFonts w:ascii="Calibri" w:hAnsi="Calibri"/>
-                <w:sz w:val="20"/>
-              </w:rPr>
-              <w:t xml:space="default"/>
-            </w:r>
-          </w:p>
-        </w:tc>
-        <w:tc>
-          <w:tcPr>
-            <w:tcBorders>
-              <w:top w:val="single" w:space="0" w:color="D3D3D3"/>
-              <w:bottom w:val="single" w:space="0" w:color="D3D3D3"/>
-              <w:start w:val="single" w:space="0" w:color="D3D3D3"/>
-              <w:end w:val="single" w:space="0" w:color="D3D3D3"/>
-            </w:tcBorders>
-          </w:tcPr>
-          <w:p>
-            <w:pPr>
-              <w:spacing w:before="0" w:after="60"/>
-              <w:keepNext/>
-              <w:jc w:val="center"/>
-            </w:pPr>
-            <w:r>
-              <w:rPr>
-                <w:rFonts w:ascii="Calibri" w:hAnsi="Calibri"/>
-                <w:sz w:val="20"/>
-              </w:rPr>
-              <w:t xml:space="default">&lt;0.001</w:t>
+            <w:gridSpan w:val="5"/>
+          </w:tcPr>
+          <w:p>
+            <w:pPr>
+              <w:spacing w:before="0" w:after="60"/>
+              <w:keepNext/>
+            </w:pPr>
+            <w:r>
+              <w:rPr>
+                <w:vertAlign w:val="superscript"/>
+                <w:i/>
+                <w:rFonts w:ascii="Calibri" w:hAnsi="Calibri"/>
+                <w:sz w:val="20"/>
+              </w:rPr>
+              <w:t xml:space="default">1</w:t>
+            </w:r>
+            <w:r>
+              <w:rPr>
+                <w:rFonts w:ascii="Calibri" w:hAnsi="Calibri"/>
+                <w:sz w:val="20"/>
+              </w:rPr>
+              <w:t xml:space="preserve">Median (Q1, Q3); n (%)</w:t>
             </w:r>
           </w:p>
         </w:tc>
@@ -7546,1381 +7453,6 @@
         </w:trPr>
         <w:tc>
           <w:tcPr>
-            <w:tcBorders>
-              <w:top w:val="single" w:space="0" w:color="D3D3D3"/>
-              <w:bottom w:val="single" w:space="0" w:color="D3D3D3"/>
-              <w:start w:val="single" w:space="0" w:color="D3D3D3"/>
-              <w:end w:val="single" w:space="0" w:color="D3D3D3"/>
-            </w:tcBorders>
-          </w:tcPr>
-          <w:p>
-            <w:pPr>
-              <w:spacing w:before="0" w:after="60"/>
-              <w:keepNext/>
-              <w:jc w:val="start"/>
-            </w:pPr>
-            <w:r>
-              <w:rPr>
-                <w:rFonts w:ascii="Calibri" w:hAnsi="Calibri"/>
-                <w:sz w:val="20"/>
-              </w:rPr>
-              <w:t xml:space="default">    FALSE</w:t>
-            </w:r>
-          </w:p>
-        </w:tc>
-        <w:tc>
-          <w:tcPr>
-            <w:tcBorders>
-              <w:top w:val="single" w:space="0" w:color="D3D3D3"/>
-              <w:bottom w:val="single" w:space="0" w:color="D3D3D3"/>
-              <w:start w:val="single" w:space="0" w:color="D3D3D3"/>
-              <w:end w:val="single" w:space="0" w:color="D3D3D3"/>
-            </w:tcBorders>
-          </w:tcPr>
-          <w:p>
-            <w:pPr>
-              <w:spacing w:before="0" w:after="60"/>
-              <w:keepNext/>
-              <w:jc w:val="center"/>
-            </w:pPr>
-            <w:r>
-              <w:rPr>
-                <w:rFonts w:ascii="Calibri" w:hAnsi="Calibri"/>
-                <w:sz w:val="20"/>
-              </w:rPr>
-              <w:t xml:space="default">302,437 (98%)</w:t>
-            </w:r>
-          </w:p>
-        </w:tc>
-        <w:tc>
-          <w:tcPr>
-            <w:tcBorders>
-              <w:top w:val="single" w:space="0" w:color="D3D3D3"/>
-              <w:bottom w:val="single" w:space="0" w:color="D3D3D3"/>
-              <w:start w:val="single" w:space="0" w:color="D3D3D3"/>
-              <w:end w:val="single" w:space="0" w:color="D3D3D3"/>
-            </w:tcBorders>
-          </w:tcPr>
-          <w:p>
-            <w:pPr>
-              <w:spacing w:before="0" w:after="60"/>
-              <w:keepNext/>
-              <w:jc w:val="center"/>
-            </w:pPr>
-            <w:r>
-              <w:rPr>
-                <w:rFonts w:ascii="Calibri" w:hAnsi="Calibri"/>
-                <w:sz w:val="20"/>
-              </w:rPr>
-              <w:t xml:space="default">293,365 (98%)</w:t>
-            </w:r>
-          </w:p>
-        </w:tc>
-        <w:tc>
-          <w:tcPr>
-            <w:tcBorders>
-              <w:top w:val="single" w:space="0" w:color="D3D3D3"/>
-              <w:bottom w:val="single" w:space="0" w:color="D3D3D3"/>
-              <w:start w:val="single" w:space="0" w:color="D3D3D3"/>
-              <w:end w:val="single" w:space="0" w:color="D3D3D3"/>
-            </w:tcBorders>
-          </w:tcPr>
-          <w:p>
-            <w:pPr>
-              <w:spacing w:before="0" w:after="60"/>
-              <w:keepNext/>
-              <w:jc w:val="center"/>
-            </w:pPr>
-            <w:r>
-              <w:rPr>
-                <w:rFonts w:ascii="Calibri" w:hAnsi="Calibri"/>
-                <w:sz w:val="20"/>
-              </w:rPr>
-              <w:t xml:space="default">9,072 (97%)</w:t>
-            </w:r>
-          </w:p>
-        </w:tc>
-        <w:tc>
-          <w:tcPr>
-            <w:tcBorders>
-              <w:top w:val="single" w:space="0" w:color="D3D3D3"/>
-              <w:bottom w:val="single" w:space="0" w:color="D3D3D3"/>
-              <w:start w:val="single" w:space="0" w:color="D3D3D3"/>
-              <w:end w:val="single" w:space="0" w:color="D3D3D3"/>
-            </w:tcBorders>
-          </w:tcPr>
-          <w:p>
-            <w:pPr>
-              <w:spacing w:before="0" w:after="60"/>
-              <w:keepNext/>
-              <w:jc w:val="center"/>
-            </w:pPr>
-            <w:r>
-              <w:rPr>
-                <w:rFonts w:ascii="Calibri" w:hAnsi="Calibri"/>
-                <w:sz w:val="20"/>
-              </w:rPr>
-              <w:t xml:space="default"/>
-            </w:r>
-          </w:p>
-        </w:tc>
-      </w:tr>
-      <w:tr>
-        <w:trPr>
-          <w:cantSplit/>
-        </w:trPr>
-        <w:tc>
-          <w:tcPr>
-            <w:tcBorders>
-              <w:top w:val="single" w:space="0" w:color="D3D3D3"/>
-              <w:bottom w:val="single" w:space="0" w:color="D3D3D3"/>
-              <w:start w:val="single" w:space="0" w:color="D3D3D3"/>
-              <w:end w:val="single" w:space="0" w:color="D3D3D3"/>
-            </w:tcBorders>
-          </w:tcPr>
-          <w:p>
-            <w:pPr>
-              <w:spacing w:before="0" w:after="60"/>
-              <w:keepNext/>
-              <w:jc w:val="start"/>
-            </w:pPr>
-            <w:r>
-              <w:rPr>
-                <w:rFonts w:ascii="Calibri" w:hAnsi="Calibri"/>
-                <w:sz w:val="20"/>
-              </w:rPr>
-              <w:t xml:space="default">    TRUE</w:t>
-            </w:r>
-          </w:p>
-        </w:tc>
-        <w:tc>
-          <w:tcPr>
-            <w:tcBorders>
-              <w:top w:val="single" w:space="0" w:color="D3D3D3"/>
-              <w:bottom w:val="single" w:space="0" w:color="D3D3D3"/>
-              <w:start w:val="single" w:space="0" w:color="D3D3D3"/>
-              <w:end w:val="single" w:space="0" w:color="D3D3D3"/>
-            </w:tcBorders>
-          </w:tcPr>
-          <w:p>
-            <w:pPr>
-              <w:spacing w:before="0" w:after="60"/>
-              <w:keepNext/>
-              <w:jc w:val="center"/>
-            </w:pPr>
-            <w:r>
-              <w:rPr>
-                <w:rFonts w:ascii="Calibri" w:hAnsi="Calibri"/>
-                <w:sz w:val="20"/>
-              </w:rPr>
-              <w:t xml:space="default">6,447 (2.1%)</w:t>
-            </w:r>
-          </w:p>
-        </w:tc>
-        <w:tc>
-          <w:tcPr>
-            <w:tcBorders>
-              <w:top w:val="single" w:space="0" w:color="D3D3D3"/>
-              <w:bottom w:val="single" w:space="0" w:color="D3D3D3"/>
-              <w:start w:val="single" w:space="0" w:color="D3D3D3"/>
-              <w:end w:val="single" w:space="0" w:color="D3D3D3"/>
-            </w:tcBorders>
-          </w:tcPr>
-          <w:p>
-            <w:pPr>
-              <w:spacing w:before="0" w:after="60"/>
-              <w:keepNext/>
-              <w:jc w:val="center"/>
-            </w:pPr>
-            <w:r>
-              <w:rPr>
-                <w:rFonts w:ascii="Calibri" w:hAnsi="Calibri"/>
-                <w:sz w:val="20"/>
-              </w:rPr>
-              <w:t xml:space="default">6,171 (2.1%)</w:t>
-            </w:r>
-          </w:p>
-        </w:tc>
-        <w:tc>
-          <w:tcPr>
-            <w:tcBorders>
-              <w:top w:val="single" w:space="0" w:color="D3D3D3"/>
-              <w:bottom w:val="single" w:space="0" w:color="D3D3D3"/>
-              <w:start w:val="single" w:space="0" w:color="D3D3D3"/>
-              <w:end w:val="single" w:space="0" w:color="D3D3D3"/>
-            </w:tcBorders>
-          </w:tcPr>
-          <w:p>
-            <w:pPr>
-              <w:spacing w:before="0" w:after="60"/>
-              <w:keepNext/>
-              <w:jc w:val="center"/>
-            </w:pPr>
-            <w:r>
-              <w:rPr>
-                <w:rFonts w:ascii="Calibri" w:hAnsi="Calibri"/>
-                <w:sz w:val="20"/>
-              </w:rPr>
-              <w:t xml:space="default">277 (3.0%)</w:t>
-            </w:r>
-          </w:p>
-        </w:tc>
-        <w:tc>
-          <w:tcPr>
-            <w:tcBorders>
-              <w:top w:val="single" w:space="0" w:color="D3D3D3"/>
-              <w:bottom w:val="single" w:space="0" w:color="D3D3D3"/>
-              <w:start w:val="single" w:space="0" w:color="D3D3D3"/>
-              <w:end w:val="single" w:space="0" w:color="D3D3D3"/>
-            </w:tcBorders>
-          </w:tcPr>
-          <w:p>
-            <w:pPr>
-              <w:spacing w:before="0" w:after="60"/>
-              <w:keepNext/>
-              <w:jc w:val="center"/>
-            </w:pPr>
-            <w:r>
-              <w:rPr>
-                <w:rFonts w:ascii="Calibri" w:hAnsi="Calibri"/>
-                <w:sz w:val="20"/>
-              </w:rPr>
-              <w:t xml:space="default"/>
-            </w:r>
-          </w:p>
-        </w:tc>
-      </w:tr>
-      <w:tr>
-        <w:trPr>
-          <w:cantSplit/>
-        </w:trPr>
-        <w:tc>
-          <w:tcPr>
-            <w:tcBorders>
-              <w:top w:val="single" w:space="0" w:color="D3D3D3"/>
-              <w:bottom w:val="single" w:space="0" w:color="D3D3D3"/>
-              <w:start w:val="single" w:space="0" w:color="D3D3D3"/>
-              <w:end w:val="single" w:space="0" w:color="D3D3D3"/>
-            </w:tcBorders>
-          </w:tcPr>
-          <w:p>
-            <w:pPr>
-              <w:spacing w:before="0" w:after="60"/>
-              <w:keepNext/>
-              <w:jc w:val="start"/>
-            </w:pPr>
-            <w:r>
-              <w:rPr>
-                <w:rFonts w:ascii="Calibri" w:hAnsi="Calibri"/>
-                <w:sz w:val="20"/>
-              </w:rPr>
-              <w:t xml:space="default">Stroke</w:t>
-            </w:r>
-          </w:p>
-        </w:tc>
-        <w:tc>
-          <w:tcPr>
-            <w:tcBorders>
-              <w:top w:val="single" w:space="0" w:color="D3D3D3"/>
-              <w:bottom w:val="single" w:space="0" w:color="D3D3D3"/>
-              <w:start w:val="single" w:space="0" w:color="D3D3D3"/>
-              <w:end w:val="single" w:space="0" w:color="D3D3D3"/>
-            </w:tcBorders>
-          </w:tcPr>
-          <w:p>
-            <w:pPr>
-              <w:spacing w:before="0" w:after="60"/>
-              <w:keepNext/>
-              <w:jc w:val="center"/>
-            </w:pPr>
-            <w:r>
-              <w:rPr>
-                <w:rFonts w:ascii="Calibri" w:hAnsi="Calibri"/>
-                <w:sz w:val="20"/>
-              </w:rPr>
-              <w:t xml:space="default"/>
-            </w:r>
-          </w:p>
-        </w:tc>
-        <w:tc>
-          <w:tcPr>
-            <w:tcBorders>
-              <w:top w:val="single" w:space="0" w:color="D3D3D3"/>
-              <w:bottom w:val="single" w:space="0" w:color="D3D3D3"/>
-              <w:start w:val="single" w:space="0" w:color="D3D3D3"/>
-              <w:end w:val="single" w:space="0" w:color="D3D3D3"/>
-            </w:tcBorders>
-          </w:tcPr>
-          <w:p>
-            <w:pPr>
-              <w:spacing w:before="0" w:after="60"/>
-              <w:keepNext/>
-              <w:jc w:val="center"/>
-            </w:pPr>
-            <w:r>
-              <w:rPr>
-                <w:rFonts w:ascii="Calibri" w:hAnsi="Calibri"/>
-                <w:sz w:val="20"/>
-              </w:rPr>
-              <w:t xml:space="default"/>
-            </w:r>
-          </w:p>
-        </w:tc>
-        <w:tc>
-          <w:tcPr>
-            <w:tcBorders>
-              <w:top w:val="single" w:space="0" w:color="D3D3D3"/>
-              <w:bottom w:val="single" w:space="0" w:color="D3D3D3"/>
-              <w:start w:val="single" w:space="0" w:color="D3D3D3"/>
-              <w:end w:val="single" w:space="0" w:color="D3D3D3"/>
-            </w:tcBorders>
-          </w:tcPr>
-          <w:p>
-            <w:pPr>
-              <w:spacing w:before="0" w:after="60"/>
-              <w:keepNext/>
-              <w:jc w:val="center"/>
-            </w:pPr>
-            <w:r>
-              <w:rPr>
-                <w:rFonts w:ascii="Calibri" w:hAnsi="Calibri"/>
-                <w:sz w:val="20"/>
-              </w:rPr>
-              <w:t xml:space="default"/>
-            </w:r>
-          </w:p>
-        </w:tc>
-        <w:tc>
-          <w:tcPr>
-            <w:tcBorders>
-              <w:top w:val="single" w:space="0" w:color="D3D3D3"/>
-              <w:bottom w:val="single" w:space="0" w:color="D3D3D3"/>
-              <w:start w:val="single" w:space="0" w:color="D3D3D3"/>
-              <w:end w:val="single" w:space="0" w:color="D3D3D3"/>
-            </w:tcBorders>
-          </w:tcPr>
-          <w:p>
-            <w:pPr>
-              <w:spacing w:before="0" w:after="60"/>
-              <w:keepNext/>
-              <w:jc w:val="center"/>
-            </w:pPr>
-            <w:r>
-              <w:rPr>
-                <w:rFonts w:ascii="Calibri" w:hAnsi="Calibri"/>
-                <w:sz w:val="20"/>
-              </w:rPr>
-              <w:t xml:space="default">0.092</w:t>
-            </w:r>
-          </w:p>
-        </w:tc>
-      </w:tr>
-      <w:tr>
-        <w:trPr>
-          <w:cantSplit/>
-        </w:trPr>
-        <w:tc>
-          <w:tcPr>
-            <w:tcBorders>
-              <w:top w:val="single" w:space="0" w:color="D3D3D3"/>
-              <w:bottom w:val="single" w:space="0" w:color="D3D3D3"/>
-              <w:start w:val="single" w:space="0" w:color="D3D3D3"/>
-              <w:end w:val="single" w:space="0" w:color="D3D3D3"/>
-            </w:tcBorders>
-          </w:tcPr>
-          <w:p>
-            <w:pPr>
-              <w:spacing w:before="0" w:after="60"/>
-              <w:keepNext/>
-              <w:jc w:val="start"/>
-            </w:pPr>
-            <w:r>
-              <w:rPr>
-                <w:rFonts w:ascii="Calibri" w:hAnsi="Calibri"/>
-                <w:sz w:val="20"/>
-              </w:rPr>
-              <w:t xml:space="default">    FALSE</w:t>
-            </w:r>
-          </w:p>
-        </w:tc>
-        <w:tc>
-          <w:tcPr>
-            <w:tcBorders>
-              <w:top w:val="single" w:space="0" w:color="D3D3D3"/>
-              <w:bottom w:val="single" w:space="0" w:color="D3D3D3"/>
-              <w:start w:val="single" w:space="0" w:color="D3D3D3"/>
-              <w:end w:val="single" w:space="0" w:color="D3D3D3"/>
-            </w:tcBorders>
-          </w:tcPr>
-          <w:p>
-            <w:pPr>
-              <w:spacing w:before="0" w:after="60"/>
-              <w:keepNext/>
-              <w:jc w:val="center"/>
-            </w:pPr>
-            <w:r>
-              <w:rPr>
-                <w:rFonts w:ascii="Calibri" w:hAnsi="Calibri"/>
-                <w:sz w:val="20"/>
-              </w:rPr>
-              <w:t xml:space="default">305,142 (99%)</w:t>
-            </w:r>
-          </w:p>
-        </w:tc>
-        <w:tc>
-          <w:tcPr>
-            <w:tcBorders>
-              <w:top w:val="single" w:space="0" w:color="D3D3D3"/>
-              <w:bottom w:val="single" w:space="0" w:color="D3D3D3"/>
-              <w:start w:val="single" w:space="0" w:color="D3D3D3"/>
-              <w:end w:val="single" w:space="0" w:color="D3D3D3"/>
-            </w:tcBorders>
-          </w:tcPr>
-          <w:p>
-            <w:pPr>
-              <w:spacing w:before="0" w:after="60"/>
-              <w:keepNext/>
-              <w:jc w:val="center"/>
-            </w:pPr>
-            <w:r>
-              <w:rPr>
-                <w:rFonts w:ascii="Calibri" w:hAnsi="Calibri"/>
-                <w:sz w:val="20"/>
-              </w:rPr>
-              <w:t xml:space="default">295,931 (99%)</w:t>
-            </w:r>
-          </w:p>
-        </w:tc>
-        <w:tc>
-          <w:tcPr>
-            <w:tcBorders>
-              <w:top w:val="single" w:space="0" w:color="D3D3D3"/>
-              <w:bottom w:val="single" w:space="0" w:color="D3D3D3"/>
-              <w:start w:val="single" w:space="0" w:color="D3D3D3"/>
-              <w:end w:val="single" w:space="0" w:color="D3D3D3"/>
-            </w:tcBorders>
-          </w:tcPr>
-          <w:p>
-            <w:pPr>
-              <w:spacing w:before="0" w:after="60"/>
-              <w:keepNext/>
-              <w:jc w:val="center"/>
-            </w:pPr>
-            <w:r>
-              <w:rPr>
-                <w:rFonts w:ascii="Calibri" w:hAnsi="Calibri"/>
-                <w:sz w:val="20"/>
-              </w:rPr>
-              <w:t xml:space="default">9,210 (99%)</w:t>
-            </w:r>
-          </w:p>
-        </w:tc>
-        <w:tc>
-          <w:tcPr>
-            <w:tcBorders>
-              <w:top w:val="single" w:space="0" w:color="D3D3D3"/>
-              <w:bottom w:val="single" w:space="0" w:color="D3D3D3"/>
-              <w:start w:val="single" w:space="0" w:color="D3D3D3"/>
-              <w:end w:val="single" w:space="0" w:color="D3D3D3"/>
-            </w:tcBorders>
-          </w:tcPr>
-          <w:p>
-            <w:pPr>
-              <w:spacing w:before="0" w:after="60"/>
-              <w:keepNext/>
-              <w:jc w:val="center"/>
-            </w:pPr>
-            <w:r>
-              <w:rPr>
-                <w:rFonts w:ascii="Calibri" w:hAnsi="Calibri"/>
-                <w:sz w:val="20"/>
-              </w:rPr>
-              <w:t xml:space="default"/>
-            </w:r>
-          </w:p>
-        </w:tc>
-      </w:tr>
-      <w:tr>
-        <w:trPr>
-          <w:cantSplit/>
-        </w:trPr>
-        <w:tc>
-          <w:tcPr>
-            <w:tcBorders>
-              <w:top w:val="single" w:space="0" w:color="D3D3D3"/>
-              <w:bottom w:val="single" w:space="0" w:color="D3D3D3"/>
-              <w:start w:val="single" w:space="0" w:color="D3D3D3"/>
-              <w:end w:val="single" w:space="0" w:color="D3D3D3"/>
-            </w:tcBorders>
-          </w:tcPr>
-          <w:p>
-            <w:pPr>
-              <w:spacing w:before="0" w:after="60"/>
-              <w:keepNext/>
-              <w:jc w:val="start"/>
-            </w:pPr>
-            <w:r>
-              <w:rPr>
-                <w:rFonts w:ascii="Calibri" w:hAnsi="Calibri"/>
-                <w:sz w:val="20"/>
-              </w:rPr>
-              <w:t xml:space="default">    TRUE</w:t>
-            </w:r>
-          </w:p>
-        </w:tc>
-        <w:tc>
-          <w:tcPr>
-            <w:tcBorders>
-              <w:top w:val="single" w:space="0" w:color="D3D3D3"/>
-              <w:bottom w:val="single" w:space="0" w:color="D3D3D3"/>
-              <w:start w:val="single" w:space="0" w:color="D3D3D3"/>
-              <w:end w:val="single" w:space="0" w:color="D3D3D3"/>
-            </w:tcBorders>
-          </w:tcPr>
-          <w:p>
-            <w:pPr>
-              <w:spacing w:before="0" w:after="60"/>
-              <w:keepNext/>
-              <w:jc w:val="center"/>
-            </w:pPr>
-            <w:r>
-              <w:rPr>
-                <w:rFonts w:ascii="Calibri" w:hAnsi="Calibri"/>
-                <w:sz w:val="20"/>
-              </w:rPr>
-              <w:t xml:space="default">3,743 (1.2%)</w:t>
-            </w:r>
-          </w:p>
-        </w:tc>
-        <w:tc>
-          <w:tcPr>
-            <w:tcBorders>
-              <w:top w:val="single" w:space="0" w:color="D3D3D3"/>
-              <w:bottom w:val="single" w:space="0" w:color="D3D3D3"/>
-              <w:start w:val="single" w:space="0" w:color="D3D3D3"/>
-              <w:end w:val="single" w:space="0" w:color="D3D3D3"/>
-            </w:tcBorders>
-          </w:tcPr>
-          <w:p>
-            <w:pPr>
-              <w:spacing w:before="0" w:after="60"/>
-              <w:keepNext/>
-              <w:jc w:val="center"/>
-            </w:pPr>
-            <w:r>
-              <w:rPr>
-                <w:rFonts w:ascii="Calibri" w:hAnsi="Calibri"/>
-                <w:sz w:val="20"/>
-              </w:rPr>
-              <w:t xml:space="default">3,605 (1.2%)</w:t>
-            </w:r>
-          </w:p>
-        </w:tc>
-        <w:tc>
-          <w:tcPr>
-            <w:tcBorders>
-              <w:top w:val="single" w:space="0" w:color="D3D3D3"/>
-              <w:bottom w:val="single" w:space="0" w:color="D3D3D3"/>
-              <w:start w:val="single" w:space="0" w:color="D3D3D3"/>
-              <w:end w:val="single" w:space="0" w:color="D3D3D3"/>
-            </w:tcBorders>
-          </w:tcPr>
-          <w:p>
-            <w:pPr>
-              <w:spacing w:before="0" w:after="60"/>
-              <w:keepNext/>
-              <w:jc w:val="center"/>
-            </w:pPr>
-            <w:r>
-              <w:rPr>
-                <w:rFonts w:ascii="Calibri" w:hAnsi="Calibri"/>
-                <w:sz w:val="20"/>
-              </w:rPr>
-              <w:t xml:space="default">138 (1.5%)</w:t>
-            </w:r>
-          </w:p>
-        </w:tc>
-        <w:tc>
-          <w:tcPr>
-            <w:tcBorders>
-              <w:top w:val="single" w:space="0" w:color="D3D3D3"/>
-              <w:bottom w:val="single" w:space="0" w:color="D3D3D3"/>
-              <w:start w:val="single" w:space="0" w:color="D3D3D3"/>
-              <w:end w:val="single" w:space="0" w:color="D3D3D3"/>
-            </w:tcBorders>
-          </w:tcPr>
-          <w:p>
-            <w:pPr>
-              <w:spacing w:before="0" w:after="60"/>
-              <w:keepNext/>
-              <w:jc w:val="center"/>
-            </w:pPr>
-            <w:r>
-              <w:rPr>
-                <w:rFonts w:ascii="Calibri" w:hAnsi="Calibri"/>
-                <w:sz w:val="20"/>
-              </w:rPr>
-              <w:t xml:space="default"/>
-            </w:r>
-          </w:p>
-        </w:tc>
-      </w:tr>
-      <w:tr>
-        <w:trPr>
-          <w:cantSplit/>
-        </w:trPr>
-        <w:tc>
-          <w:tcPr>
-            <w:tcBorders>
-              <w:top w:val="single" w:space="0" w:color="D3D3D3"/>
-              <w:bottom w:val="single" w:space="0" w:color="D3D3D3"/>
-              <w:start w:val="single" w:space="0" w:color="D3D3D3"/>
-              <w:end w:val="single" w:space="0" w:color="D3D3D3"/>
-            </w:tcBorders>
-          </w:tcPr>
-          <w:p>
-            <w:pPr>
-              <w:spacing w:before="0" w:after="60"/>
-              <w:keepNext/>
-              <w:jc w:val="start"/>
-            </w:pPr>
-            <w:r>
-              <w:rPr>
-                <w:rFonts w:ascii="Calibri" w:hAnsi="Calibri"/>
-                <w:sz w:val="20"/>
-              </w:rPr>
-              <w:t xml:space="default">Major bleeding</w:t>
-            </w:r>
-          </w:p>
-        </w:tc>
-        <w:tc>
-          <w:tcPr>
-            <w:tcBorders>
-              <w:top w:val="single" w:space="0" w:color="D3D3D3"/>
-              <w:bottom w:val="single" w:space="0" w:color="D3D3D3"/>
-              <w:start w:val="single" w:space="0" w:color="D3D3D3"/>
-              <w:end w:val="single" w:space="0" w:color="D3D3D3"/>
-            </w:tcBorders>
-          </w:tcPr>
-          <w:p>
-            <w:pPr>
-              <w:spacing w:before="0" w:after="60"/>
-              <w:keepNext/>
-              <w:jc w:val="center"/>
-            </w:pPr>
-            <w:r>
-              <w:rPr>
-                <w:rFonts w:ascii="Calibri" w:hAnsi="Calibri"/>
-                <w:sz w:val="20"/>
-              </w:rPr>
-              <w:t xml:space="default"/>
-            </w:r>
-          </w:p>
-        </w:tc>
-        <w:tc>
-          <w:tcPr>
-            <w:tcBorders>
-              <w:top w:val="single" w:space="0" w:color="D3D3D3"/>
-              <w:bottom w:val="single" w:space="0" w:color="D3D3D3"/>
-              <w:start w:val="single" w:space="0" w:color="D3D3D3"/>
-              <w:end w:val="single" w:space="0" w:color="D3D3D3"/>
-            </w:tcBorders>
-          </w:tcPr>
-          <w:p>
-            <w:pPr>
-              <w:spacing w:before="0" w:after="60"/>
-              <w:keepNext/>
-              <w:jc w:val="center"/>
-            </w:pPr>
-            <w:r>
-              <w:rPr>
-                <w:rFonts w:ascii="Calibri" w:hAnsi="Calibri"/>
-                <w:sz w:val="20"/>
-              </w:rPr>
-              <w:t xml:space="default"/>
-            </w:r>
-          </w:p>
-        </w:tc>
-        <w:tc>
-          <w:tcPr>
-            <w:tcBorders>
-              <w:top w:val="single" w:space="0" w:color="D3D3D3"/>
-              <w:bottom w:val="single" w:space="0" w:color="D3D3D3"/>
-              <w:start w:val="single" w:space="0" w:color="D3D3D3"/>
-              <w:end w:val="single" w:space="0" w:color="D3D3D3"/>
-            </w:tcBorders>
-          </w:tcPr>
-          <w:p>
-            <w:pPr>
-              <w:spacing w:before="0" w:after="60"/>
-              <w:keepNext/>
-              <w:jc w:val="center"/>
-            </w:pPr>
-            <w:r>
-              <w:rPr>
-                <w:rFonts w:ascii="Calibri" w:hAnsi="Calibri"/>
-                <w:sz w:val="20"/>
-              </w:rPr>
-              <w:t xml:space="default"/>
-            </w:r>
-          </w:p>
-        </w:tc>
-        <w:tc>
-          <w:tcPr>
-            <w:tcBorders>
-              <w:top w:val="single" w:space="0" w:color="D3D3D3"/>
-              <w:bottom w:val="single" w:space="0" w:color="D3D3D3"/>
-              <w:start w:val="single" w:space="0" w:color="D3D3D3"/>
-              <w:end w:val="single" w:space="0" w:color="D3D3D3"/>
-            </w:tcBorders>
-          </w:tcPr>
-          <w:p>
-            <w:pPr>
-              <w:spacing w:before="0" w:after="60"/>
-              <w:keepNext/>
-              <w:jc w:val="center"/>
-            </w:pPr>
-            <w:r>
-              <w:rPr>
-                <w:rFonts w:ascii="Calibri" w:hAnsi="Calibri"/>
-                <w:sz w:val="20"/>
-              </w:rPr>
-              <w:t xml:space="default">0.073</w:t>
-            </w:r>
-          </w:p>
-        </w:tc>
-      </w:tr>
-      <w:tr>
-        <w:trPr>
-          <w:cantSplit/>
-        </w:trPr>
-        <w:tc>
-          <w:tcPr>
-            <w:tcBorders>
-              <w:top w:val="single" w:space="0" w:color="D3D3D3"/>
-              <w:bottom w:val="single" w:space="0" w:color="D3D3D3"/>
-              <w:start w:val="single" w:space="0" w:color="D3D3D3"/>
-              <w:end w:val="single" w:space="0" w:color="D3D3D3"/>
-            </w:tcBorders>
-          </w:tcPr>
-          <w:p>
-            <w:pPr>
-              <w:spacing w:before="0" w:after="60"/>
-              <w:keepNext/>
-              <w:jc w:val="start"/>
-            </w:pPr>
-            <w:r>
-              <w:rPr>
-                <w:rFonts w:ascii="Calibri" w:hAnsi="Calibri"/>
-                <w:sz w:val="20"/>
-              </w:rPr>
-              <w:t xml:space="default">    FALSE</w:t>
-            </w:r>
-          </w:p>
-        </w:tc>
-        <w:tc>
-          <w:tcPr>
-            <w:tcBorders>
-              <w:top w:val="single" w:space="0" w:color="D3D3D3"/>
-              <w:bottom w:val="single" w:space="0" w:color="D3D3D3"/>
-              <w:start w:val="single" w:space="0" w:color="D3D3D3"/>
-              <w:end w:val="single" w:space="0" w:color="D3D3D3"/>
-            </w:tcBorders>
-          </w:tcPr>
-          <w:p>
-            <w:pPr>
-              <w:spacing w:before="0" w:after="60"/>
-              <w:keepNext/>
-              <w:jc w:val="center"/>
-            </w:pPr>
-            <w:r>
-              <w:rPr>
-                <w:rFonts w:ascii="Calibri" w:hAnsi="Calibri"/>
-                <w:sz w:val="20"/>
-              </w:rPr>
-              <w:t xml:space="default">288,560 (93%)</w:t>
-            </w:r>
-          </w:p>
-        </w:tc>
-        <w:tc>
-          <w:tcPr>
-            <w:tcBorders>
-              <w:top w:val="single" w:space="0" w:color="D3D3D3"/>
-              <w:bottom w:val="single" w:space="0" w:color="D3D3D3"/>
-              <w:start w:val="single" w:space="0" w:color="D3D3D3"/>
-              <w:end w:val="single" w:space="0" w:color="D3D3D3"/>
-            </w:tcBorders>
-          </w:tcPr>
-          <w:p>
-            <w:pPr>
-              <w:spacing w:before="0" w:after="60"/>
-              <w:keepNext/>
-              <w:jc w:val="center"/>
-            </w:pPr>
-            <w:r>
-              <w:rPr>
-                <w:rFonts w:ascii="Calibri" w:hAnsi="Calibri"/>
-                <w:sz w:val="20"/>
-              </w:rPr>
-              <w:t xml:space="default">279,887 (93%)</w:t>
-            </w:r>
-          </w:p>
-        </w:tc>
-        <w:tc>
-          <w:tcPr>
-            <w:tcBorders>
-              <w:top w:val="single" w:space="0" w:color="D3D3D3"/>
-              <w:bottom w:val="single" w:space="0" w:color="D3D3D3"/>
-              <w:start w:val="single" w:space="0" w:color="D3D3D3"/>
-              <w:end w:val="single" w:space="0" w:color="D3D3D3"/>
-            </w:tcBorders>
-          </w:tcPr>
-          <w:p>
-            <w:pPr>
-              <w:spacing w:before="0" w:after="60"/>
-              <w:keepNext/>
-              <w:jc w:val="center"/>
-            </w:pPr>
-            <w:r>
-              <w:rPr>
-                <w:rFonts w:ascii="Calibri" w:hAnsi="Calibri"/>
-                <w:sz w:val="20"/>
-              </w:rPr>
-              <w:t xml:space="default">8,673 (93%)</w:t>
-            </w:r>
-          </w:p>
-        </w:tc>
-        <w:tc>
-          <w:tcPr>
-            <w:tcBorders>
-              <w:top w:val="single" w:space="0" w:color="D3D3D3"/>
-              <w:bottom w:val="single" w:space="0" w:color="D3D3D3"/>
-              <w:start w:val="single" w:space="0" w:color="D3D3D3"/>
-              <w:end w:val="single" w:space="0" w:color="D3D3D3"/>
-            </w:tcBorders>
-          </w:tcPr>
-          <w:p>
-            <w:pPr>
-              <w:spacing w:before="0" w:after="60"/>
-              <w:keepNext/>
-              <w:jc w:val="center"/>
-            </w:pPr>
-            <w:r>
-              <w:rPr>
-                <w:rFonts w:ascii="Calibri" w:hAnsi="Calibri"/>
-                <w:sz w:val="20"/>
-              </w:rPr>
-              <w:t xml:space="default"/>
-            </w:r>
-          </w:p>
-        </w:tc>
-      </w:tr>
-      <w:tr>
-        <w:trPr>
-          <w:cantSplit/>
-        </w:trPr>
-        <w:tc>
-          <w:tcPr>
-            <w:tcBorders>
-              <w:top w:val="single" w:space="0" w:color="D3D3D3"/>
-              <w:bottom w:val="single" w:space="0" w:color="D3D3D3"/>
-              <w:start w:val="single" w:space="0" w:color="D3D3D3"/>
-              <w:end w:val="single" w:space="0" w:color="D3D3D3"/>
-            </w:tcBorders>
-          </w:tcPr>
-          <w:p>
-            <w:pPr>
-              <w:spacing w:before="0" w:after="60"/>
-              <w:keepNext/>
-              <w:jc w:val="start"/>
-            </w:pPr>
-            <w:r>
-              <w:rPr>
-                <w:rFonts w:ascii="Calibri" w:hAnsi="Calibri"/>
-                <w:sz w:val="20"/>
-              </w:rPr>
-              <w:t xml:space="default">    TRUE</w:t>
-            </w:r>
-          </w:p>
-        </w:tc>
-        <w:tc>
-          <w:tcPr>
-            <w:tcBorders>
-              <w:top w:val="single" w:space="0" w:color="D3D3D3"/>
-              <w:bottom w:val="single" w:space="0" w:color="D3D3D3"/>
-              <w:start w:val="single" w:space="0" w:color="D3D3D3"/>
-              <w:end w:val="single" w:space="0" w:color="D3D3D3"/>
-            </w:tcBorders>
-          </w:tcPr>
-          <w:p>
-            <w:pPr>
-              <w:spacing w:before="0" w:after="60"/>
-              <w:keepNext/>
-              <w:jc w:val="center"/>
-            </w:pPr>
-            <w:r>
-              <w:rPr>
-                <w:rFonts w:ascii="Calibri" w:hAnsi="Calibri"/>
-                <w:sz w:val="20"/>
-              </w:rPr>
-              <w:t xml:space="default">20,325 (6.6%)</w:t>
-            </w:r>
-          </w:p>
-        </w:tc>
-        <w:tc>
-          <w:tcPr>
-            <w:tcBorders>
-              <w:top w:val="single" w:space="0" w:color="D3D3D3"/>
-              <w:bottom w:val="single" w:space="0" w:color="D3D3D3"/>
-              <w:start w:val="single" w:space="0" w:color="D3D3D3"/>
-              <w:end w:val="single" w:space="0" w:color="D3D3D3"/>
-            </w:tcBorders>
-          </w:tcPr>
-          <w:p>
-            <w:pPr>
-              <w:spacing w:before="0" w:after="60"/>
-              <w:keepNext/>
-              <w:jc w:val="center"/>
-            </w:pPr>
-            <w:r>
-              <w:rPr>
-                <w:rFonts w:ascii="Calibri" w:hAnsi="Calibri"/>
-                <w:sz w:val="20"/>
-              </w:rPr>
-              <w:t xml:space="default">19,649 (6.6%)</w:t>
-            </w:r>
-          </w:p>
-        </w:tc>
-        <w:tc>
-          <w:tcPr>
-            <w:tcBorders>
-              <w:top w:val="single" w:space="0" w:color="D3D3D3"/>
-              <w:bottom w:val="single" w:space="0" w:color="D3D3D3"/>
-              <w:start w:val="single" w:space="0" w:color="D3D3D3"/>
-              <w:end w:val="single" w:space="0" w:color="D3D3D3"/>
-            </w:tcBorders>
-          </w:tcPr>
-          <w:p>
-            <w:pPr>
-              <w:spacing w:before="0" w:after="60"/>
-              <w:keepNext/>
-              <w:jc w:val="center"/>
-            </w:pPr>
-            <w:r>
-              <w:rPr>
-                <w:rFonts w:ascii="Calibri" w:hAnsi="Calibri"/>
-                <w:sz w:val="20"/>
-              </w:rPr>
-              <w:t xml:space="default">676 (7.2%)</w:t>
-            </w:r>
-          </w:p>
-        </w:tc>
-        <w:tc>
-          <w:tcPr>
-            <w:tcBorders>
-              <w:top w:val="single" w:space="0" w:color="D3D3D3"/>
-              <w:bottom w:val="single" w:space="0" w:color="D3D3D3"/>
-              <w:start w:val="single" w:space="0" w:color="D3D3D3"/>
-              <w:end w:val="single" w:space="0" w:color="D3D3D3"/>
-            </w:tcBorders>
-          </w:tcPr>
-          <w:p>
-            <w:pPr>
-              <w:spacing w:before="0" w:after="60"/>
-              <w:keepNext/>
-              <w:jc w:val="center"/>
-            </w:pPr>
-            <w:r>
-              <w:rPr>
-                <w:rFonts w:ascii="Calibri" w:hAnsi="Calibri"/>
-                <w:sz w:val="20"/>
-              </w:rPr>
-              <w:t xml:space="default"/>
-            </w:r>
-          </w:p>
-        </w:tc>
-      </w:tr>
-      <w:tr>
-        <w:trPr>
-          <w:cantSplit/>
-        </w:trPr>
-        <w:tc>
-          <w:tcPr>
-            <w:tcBorders>
-              <w:top w:val="single" w:space="0" w:color="D3D3D3"/>
-              <w:bottom w:val="single" w:space="0" w:color="D3D3D3"/>
-              <w:start w:val="single" w:space="0" w:color="D3D3D3"/>
-              <w:end w:val="single" w:space="0" w:color="D3D3D3"/>
-            </w:tcBorders>
-          </w:tcPr>
-          <w:p>
-            <w:pPr>
-              <w:spacing w:before="0" w:after="60"/>
-              <w:keepNext/>
-              <w:jc w:val="start"/>
-            </w:pPr>
-            <w:r>
-              <w:rPr>
-                <w:rFonts w:ascii="Calibri" w:hAnsi="Calibri"/>
-                <w:sz w:val="20"/>
-              </w:rPr>
-              <w:t xml:space="default">Acute kidney injury</w:t>
-            </w:r>
-          </w:p>
-        </w:tc>
-        <w:tc>
-          <w:tcPr>
-            <w:tcBorders>
-              <w:top w:val="single" w:space="0" w:color="D3D3D3"/>
-              <w:bottom w:val="single" w:space="0" w:color="D3D3D3"/>
-              <w:start w:val="single" w:space="0" w:color="D3D3D3"/>
-              <w:end w:val="single" w:space="0" w:color="D3D3D3"/>
-            </w:tcBorders>
-          </w:tcPr>
-          <w:p>
-            <w:pPr>
-              <w:spacing w:before="0" w:after="60"/>
-              <w:keepNext/>
-              <w:jc w:val="center"/>
-            </w:pPr>
-            <w:r>
-              <w:rPr>
-                <w:rFonts w:ascii="Calibri" w:hAnsi="Calibri"/>
-                <w:sz w:val="20"/>
-              </w:rPr>
-              <w:t xml:space="default"/>
-            </w:r>
-          </w:p>
-        </w:tc>
-        <w:tc>
-          <w:tcPr>
-            <w:tcBorders>
-              <w:top w:val="single" w:space="0" w:color="D3D3D3"/>
-              <w:bottom w:val="single" w:space="0" w:color="D3D3D3"/>
-              <w:start w:val="single" w:space="0" w:color="D3D3D3"/>
-              <w:end w:val="single" w:space="0" w:color="D3D3D3"/>
-            </w:tcBorders>
-          </w:tcPr>
-          <w:p>
-            <w:pPr>
-              <w:spacing w:before="0" w:after="60"/>
-              <w:keepNext/>
-              <w:jc w:val="center"/>
-            </w:pPr>
-            <w:r>
-              <w:rPr>
-                <w:rFonts w:ascii="Calibri" w:hAnsi="Calibri"/>
-                <w:sz w:val="20"/>
-              </w:rPr>
-              <w:t xml:space="default"/>
-            </w:r>
-          </w:p>
-        </w:tc>
-        <w:tc>
-          <w:tcPr>
-            <w:tcBorders>
-              <w:top w:val="single" w:space="0" w:color="D3D3D3"/>
-              <w:bottom w:val="single" w:space="0" w:color="D3D3D3"/>
-              <w:start w:val="single" w:space="0" w:color="D3D3D3"/>
-              <w:end w:val="single" w:space="0" w:color="D3D3D3"/>
-            </w:tcBorders>
-          </w:tcPr>
-          <w:p>
-            <w:pPr>
-              <w:spacing w:before="0" w:after="60"/>
-              <w:keepNext/>
-              <w:jc w:val="center"/>
-            </w:pPr>
-            <w:r>
-              <w:rPr>
-                <w:rFonts w:ascii="Calibri" w:hAnsi="Calibri"/>
-                <w:sz w:val="20"/>
-              </w:rPr>
-              <w:t xml:space="default"/>
-            </w:r>
-          </w:p>
-        </w:tc>
-        <w:tc>
-          <w:tcPr>
-            <w:tcBorders>
-              <w:top w:val="single" w:space="0" w:color="D3D3D3"/>
-              <w:bottom w:val="single" w:space="0" w:color="D3D3D3"/>
-              <w:start w:val="single" w:space="0" w:color="D3D3D3"/>
-              <w:end w:val="single" w:space="0" w:color="D3D3D3"/>
-            </w:tcBorders>
-          </w:tcPr>
-          <w:p>
-            <w:pPr>
-              <w:spacing w:before="0" w:after="60"/>
-              <w:keepNext/>
-              <w:jc w:val="center"/>
-            </w:pPr>
-            <w:r>
-              <w:rPr>
-                <w:rFonts w:ascii="Calibri" w:hAnsi="Calibri"/>
-                <w:sz w:val="20"/>
-              </w:rPr>
-              <w:t xml:space="default">0.005</w:t>
-            </w:r>
-          </w:p>
-        </w:tc>
-      </w:tr>
-      <w:tr>
-        <w:trPr>
-          <w:cantSplit/>
-        </w:trPr>
-        <w:tc>
-          <w:tcPr>
-            <w:tcBorders>
-              <w:top w:val="single" w:space="0" w:color="D3D3D3"/>
-              <w:bottom w:val="single" w:space="0" w:color="D3D3D3"/>
-              <w:start w:val="single" w:space="0" w:color="D3D3D3"/>
-              <w:end w:val="single" w:space="0" w:color="D3D3D3"/>
-            </w:tcBorders>
-          </w:tcPr>
-          <w:p>
-            <w:pPr>
-              <w:spacing w:before="0" w:after="60"/>
-              <w:keepNext/>
-              <w:jc w:val="start"/>
-            </w:pPr>
-            <w:r>
-              <w:rPr>
-                <w:rFonts w:ascii="Calibri" w:hAnsi="Calibri"/>
-                <w:sz w:val="20"/>
-              </w:rPr>
-              <w:t xml:space="default">    FALSE</w:t>
-            </w:r>
-          </w:p>
-        </w:tc>
-        <w:tc>
-          <w:tcPr>
-            <w:tcBorders>
-              <w:top w:val="single" w:space="0" w:color="D3D3D3"/>
-              <w:bottom w:val="single" w:space="0" w:color="D3D3D3"/>
-              <w:start w:val="single" w:space="0" w:color="D3D3D3"/>
-              <w:end w:val="single" w:space="0" w:color="D3D3D3"/>
-            </w:tcBorders>
-          </w:tcPr>
-          <w:p>
-            <w:pPr>
-              <w:spacing w:before="0" w:after="60"/>
-              <w:keepNext/>
-              <w:jc w:val="center"/>
-            </w:pPr>
-            <w:r>
-              <w:rPr>
-                <w:rFonts w:ascii="Calibri" w:hAnsi="Calibri"/>
-                <w:sz w:val="20"/>
-              </w:rPr>
-              <w:t xml:space="default">287,984 (93%)</w:t>
-            </w:r>
-          </w:p>
-        </w:tc>
-        <w:tc>
-          <w:tcPr>
-            <w:tcBorders>
-              <w:top w:val="single" w:space="0" w:color="D3D3D3"/>
-              <w:bottom w:val="single" w:space="0" w:color="D3D3D3"/>
-              <w:start w:val="single" w:space="0" w:color="D3D3D3"/>
-              <w:end w:val="single" w:space="0" w:color="D3D3D3"/>
-            </w:tcBorders>
-          </w:tcPr>
-          <w:p>
-            <w:pPr>
-              <w:spacing w:before="0" w:after="60"/>
-              <w:keepNext/>
-              <w:jc w:val="center"/>
-            </w:pPr>
-            <w:r>
-              <w:rPr>
-                <w:rFonts w:ascii="Calibri" w:hAnsi="Calibri"/>
-                <w:sz w:val="20"/>
-              </w:rPr>
-              <w:t xml:space="default">279,376 (93%)</w:t>
-            </w:r>
-          </w:p>
-        </w:tc>
-        <w:tc>
-          <w:tcPr>
-            <w:tcBorders>
-              <w:top w:val="single" w:space="0" w:color="D3D3D3"/>
-              <w:bottom w:val="single" w:space="0" w:color="D3D3D3"/>
-              <w:start w:val="single" w:space="0" w:color="D3D3D3"/>
-              <w:end w:val="single" w:space="0" w:color="D3D3D3"/>
-            </w:tcBorders>
-          </w:tcPr>
-          <w:p>
-            <w:pPr>
-              <w:spacing w:before="0" w:after="60"/>
-              <w:keepNext/>
-              <w:jc w:val="center"/>
-            </w:pPr>
-            <w:r>
-              <w:rPr>
-                <w:rFonts w:ascii="Calibri" w:hAnsi="Calibri"/>
-                <w:sz w:val="20"/>
-              </w:rPr>
-              <w:t xml:space="default">8,608 (92%)</w:t>
-            </w:r>
-          </w:p>
-        </w:tc>
-        <w:tc>
-          <w:tcPr>
-            <w:tcBorders>
-              <w:top w:val="single" w:space="0" w:color="D3D3D3"/>
-              <w:bottom w:val="single" w:space="0" w:color="D3D3D3"/>
-              <w:start w:val="single" w:space="0" w:color="D3D3D3"/>
-              <w:end w:val="single" w:space="0" w:color="D3D3D3"/>
-            </w:tcBorders>
-          </w:tcPr>
-          <w:p>
-            <w:pPr>
-              <w:spacing w:before="0" w:after="60"/>
-              <w:keepNext/>
-              <w:jc w:val="center"/>
-            </w:pPr>
-            <w:r>
-              <w:rPr>
-                <w:rFonts w:ascii="Calibri" w:hAnsi="Calibri"/>
-                <w:sz w:val="20"/>
-              </w:rPr>
-              <w:t xml:space="default"/>
-            </w:r>
-          </w:p>
-        </w:tc>
-      </w:tr>
-      <w:tr>
-        <w:trPr>
-          <w:cantSplit/>
-        </w:trPr>
-        <w:tc>
-          <w:tcPr>
-            <w:tcBorders>
-              <w:top w:val="single" w:space="0" w:color="D3D3D3"/>
-              <w:bottom w:val="single" w:space="0" w:color="D3D3D3"/>
-              <w:start w:val="single" w:space="0" w:color="D3D3D3"/>
-              <w:end w:val="single" w:space="0" w:color="D3D3D3"/>
-            </w:tcBorders>
-          </w:tcPr>
-          <w:p>
-            <w:pPr>
-              <w:spacing w:before="0" w:after="60"/>
-              <w:keepNext/>
-              <w:jc w:val="start"/>
-            </w:pPr>
-            <w:r>
-              <w:rPr>
-                <w:rFonts w:ascii="Calibri" w:hAnsi="Calibri"/>
-                <w:sz w:val="20"/>
-              </w:rPr>
-              <w:t xml:space="default">    TRUE</w:t>
-            </w:r>
-          </w:p>
-        </w:tc>
-        <w:tc>
-          <w:tcPr>
-            <w:tcBorders>
-              <w:top w:val="single" w:space="0" w:color="D3D3D3"/>
-              <w:bottom w:val="single" w:space="0" w:color="D3D3D3"/>
-              <w:start w:val="single" w:space="0" w:color="D3D3D3"/>
-              <w:end w:val="single" w:space="0" w:color="D3D3D3"/>
-            </w:tcBorders>
-          </w:tcPr>
-          <w:p>
-            <w:pPr>
-              <w:spacing w:before="0" w:after="60"/>
-              <w:keepNext/>
-              <w:jc w:val="center"/>
-            </w:pPr>
-            <w:r>
-              <w:rPr>
-                <w:rFonts w:ascii="Calibri" w:hAnsi="Calibri"/>
-                <w:sz w:val="20"/>
-              </w:rPr>
-              <w:t xml:space="default">20,901 (6.8%)</w:t>
-            </w:r>
-          </w:p>
-        </w:tc>
-        <w:tc>
-          <w:tcPr>
-            <w:tcBorders>
-              <w:top w:val="single" w:space="0" w:color="D3D3D3"/>
-              <w:bottom w:val="single" w:space="0" w:color="D3D3D3"/>
-              <w:start w:val="single" w:space="0" w:color="D3D3D3"/>
-              <w:end w:val="single" w:space="0" w:color="D3D3D3"/>
-            </w:tcBorders>
-          </w:tcPr>
-          <w:p>
-            <w:pPr>
-              <w:spacing w:before="0" w:after="60"/>
-              <w:keepNext/>
-              <w:jc w:val="center"/>
-            </w:pPr>
-            <w:r>
-              <w:rPr>
-                <w:rFonts w:ascii="Calibri" w:hAnsi="Calibri"/>
-                <w:sz w:val="20"/>
-              </w:rPr>
-              <w:t xml:space="default">20,160 (6.7%)</w:t>
-            </w:r>
-          </w:p>
-        </w:tc>
-        <w:tc>
-          <w:tcPr>
-            <w:tcBorders>
-              <w:top w:val="single" w:space="0" w:color="D3D3D3"/>
-              <w:bottom w:val="single" w:space="0" w:color="D3D3D3"/>
-              <w:start w:val="single" w:space="0" w:color="D3D3D3"/>
-              <w:end w:val="single" w:space="0" w:color="D3D3D3"/>
-            </w:tcBorders>
-          </w:tcPr>
-          <w:p>
-            <w:pPr>
-              <w:spacing w:before="0" w:after="60"/>
-              <w:keepNext/>
-              <w:jc w:val="center"/>
-            </w:pPr>
-            <w:r>
-              <w:rPr>
-                <w:rFonts w:ascii="Calibri" w:hAnsi="Calibri"/>
-                <w:sz w:val="20"/>
-              </w:rPr>
-              <w:t xml:space="default">740 (7.9%)</w:t>
-            </w:r>
-          </w:p>
-        </w:tc>
-        <w:tc>
-          <w:tcPr>
-            <w:tcBorders>
-              <w:top w:val="single" w:space="0" w:color="D3D3D3"/>
-              <w:bottom w:val="single" w:space="0" w:color="D3D3D3"/>
-              <w:start w:val="single" w:space="0" w:color="D3D3D3"/>
-              <w:end w:val="single" w:space="0" w:color="D3D3D3"/>
-            </w:tcBorders>
-          </w:tcPr>
-          <w:p>
-            <w:pPr>
-              <w:spacing w:before="0" w:after="60"/>
-              <w:keepNext/>
-              <w:jc w:val="center"/>
-            </w:pPr>
-            <w:r>
-              <w:rPr>
-                <w:rFonts w:ascii="Calibri" w:hAnsi="Calibri"/>
-                <w:sz w:val="20"/>
-              </w:rPr>
-              <w:t xml:space="default"/>
-            </w:r>
-          </w:p>
-        </w:tc>
-      </w:tr>
-      <w:tr>
-        <w:trPr>
-          <w:cantSplit/>
-        </w:trPr>
-        <w:tc>
-          <w:tcPr>
             <w:gridSpan w:val="5"/>
           </w:tcPr>
           <w:p>
@@ -8935,38 +7467,6 @@
                 <w:rFonts w:ascii="Calibri" w:hAnsi="Calibri"/>
                 <w:sz w:val="20"/>
               </w:rPr>
-              <w:t xml:space="default">1</w:t>
-            </w:r>
-            <w:r>
-              <w:rPr>
-                <w:rFonts w:ascii="Calibri" w:hAnsi="Calibri"/>
-                <w:sz w:val="20"/>
-              </w:rPr>
-              <w:t xml:space="preserve">n (%); Median (Q1, Q3)</w:t>
-            </w:r>
-          </w:p>
-        </w:tc>
-      </w:tr>
-      <w:tr>
-        <w:trPr>
-          <w:cantSplit/>
-        </w:trPr>
-        <w:tc>
-          <w:tcPr>
-            <w:gridSpan w:val="5"/>
-          </w:tcPr>
-          <w:p>
-            <w:pPr>
-              <w:spacing w:before="0" w:after="60"/>
-              <w:keepNext/>
-            </w:pPr>
-            <w:r>
-              <w:rPr>
-                <w:vertAlign w:val="superscript"/>
-                <w:i/>
-                <w:rFonts w:ascii="Calibri" w:hAnsi="Calibri"/>
-                <w:sz w:val="20"/>
-              </w:rPr>
               <w:t xml:space="default">2</w:t>
             </w:r>
             <w:r>
@@ -8974,7 +7474,7 @@
                 <w:rFonts w:ascii="Calibri" w:hAnsi="Calibri"/>
                 <w:sz w:val="20"/>
               </w:rPr>
-              <w:t xml:space="preserve">Pearson's X^2: Rao &amp; Scott adjustment; NA; Design-based KruskalWallis test</w:t>
+              <w:t xml:space="preserve">Design-based KruskalWallis test; Pearson's X^2: Rao &amp; Scott adjustment</w:t>
             </w:r>
           </w:p>
         </w:tc>
@@ -9135,7 +7635,7 @@
                 <w:rFonts w:ascii="Calibri" w:hAnsi="Calibri"/>
                 <w:sz w:val="20"/>
               </w:rPr>
-              <w:t xml:space="default">BV_TV</w:t>
+              <w:t xml:space="default">Aortic valve</w:t>
             </w:r>
           </w:p>
         </w:tc>
@@ -9438,7 +7938,7 @@
                 <w:rFonts w:ascii="Calibri" w:hAnsi="Calibri"/>
                 <w:sz w:val="20"/>
               </w:rPr>
-              <w:t xml:space="default">AGE</w:t>
+              <w:t xml:space="default">Age (years)</w:t>
             </w:r>
           </w:p>
         </w:tc>
@@ -12109,7 +10609,7 @@
                 <w:rFonts w:ascii="Calibri" w:hAnsi="Calibri"/>
                 <w:sz w:val="20"/>
               </w:rPr>
-              <w:t xml:space="default">BV_TV</w:t>
+              <w:t xml:space="default">Aortic valve</w:t>
             </w:r>
           </w:p>
         </w:tc>
@@ -12412,7 +10912,7 @@
                 <w:rFonts w:ascii="Calibri" w:hAnsi="Calibri"/>
                 <w:sz w:val="20"/>
               </w:rPr>
-              <w:t xml:space="default">AGE</w:t>
+              <w:t xml:space="default">Age (years)</w:t>
             </w:r>
           </w:p>
         </w:tc>
@@ -15083,7 +13583,7 @@
                 <w:rFonts w:ascii="Calibri" w:hAnsi="Calibri"/>
                 <w:sz w:val="20"/>
               </w:rPr>
-              <w:t xml:space="default">BV_TV</w:t>
+              <w:t xml:space="default">Aortic valve</w:t>
             </w:r>
           </w:p>
         </w:tc>
@@ -15386,7 +13886,7 @@
                 <w:rFonts w:ascii="Calibri" w:hAnsi="Calibri"/>
                 <w:sz w:val="20"/>
               </w:rPr>
-              <w:t xml:space="default">AGE</w:t>
+              <w:t xml:space="default">Age (years)</w:t>
             </w:r>
           </w:p>
         </w:tc>
@@ -18057,7 +16557,7 @@
                 <w:rFonts w:ascii="Calibri" w:hAnsi="Calibri"/>
                 <w:sz w:val="20"/>
               </w:rPr>
-              <w:t xml:space="default">BV_TV</w:t>
+              <w:t xml:space="default">Aortic valve</w:t>
             </w:r>
           </w:p>
         </w:tc>
@@ -18360,7 +16860,7 @@
                 <w:rFonts w:ascii="Calibri" w:hAnsi="Calibri"/>
                 <w:sz w:val="20"/>
               </w:rPr>
-              <w:t xml:space="default">AGE</w:t>
+              <w:t xml:space="default">Age (years)</w:t>
             </w:r>
           </w:p>
         </w:tc>
@@ -21031,7 +19531,7 @@
                 <w:rFonts w:ascii="Calibri" w:hAnsi="Calibri"/>
                 <w:sz w:val="20"/>
               </w:rPr>
-              <w:t xml:space="default">BV_TV</w:t>
+              <w:t xml:space="default">Aortic valve</w:t>
             </w:r>
           </w:p>
         </w:tc>
@@ -21334,7 +19834,7 @@
                 <w:rFonts w:ascii="Calibri" w:hAnsi="Calibri"/>
                 <w:sz w:val="20"/>
               </w:rPr>
-              <w:t xml:space="default">AGE</w:t>
+              <w:t xml:space="default">Age (years)</w:t>
             </w:r>
           </w:p>
         </w:tc>
@@ -24005,7 +22505,7 @@
                 <w:rFonts w:ascii="Calibri" w:hAnsi="Calibri"/>
                 <w:sz w:val="20"/>
               </w:rPr>
-              <w:t xml:space="default">BV_TV</w:t>
+              <w:t xml:space="default">Aortic valve</w:t>
             </w:r>
           </w:p>
         </w:tc>
@@ -24308,7 +22808,7 @@
                 <w:rFonts w:ascii="Calibri" w:hAnsi="Calibri"/>
                 <w:sz w:val="20"/>
               </w:rPr>
-              <w:t xml:space="default">AGE</w:t>
+              <w:t xml:space="default">Age (years)</w:t>
             </w:r>
           </w:p>
         </w:tc>
@@ -26979,7 +25479,7 @@
                 <w:rFonts w:ascii="Calibri" w:hAnsi="Calibri"/>
                 <w:sz w:val="20"/>
               </w:rPr>
-              <w:t xml:space="default">BV_TV</w:t>
+              <w:t xml:space="default">Aortic valve</w:t>
             </w:r>
           </w:p>
         </w:tc>
@@ -27282,7 +25782,7 @@
                 <w:rFonts w:ascii="Calibri" w:hAnsi="Calibri"/>
                 <w:sz w:val="20"/>
               </w:rPr>
-              <w:t xml:space="default">AGE</w:t>
+              <w:t xml:space="default">Age (years)</w:t>
             </w:r>
           </w:p>
         </w:tc>
@@ -29953,7 +28453,7 @@
                 <w:rFonts w:ascii="Calibri" w:hAnsi="Calibri"/>
                 <w:sz w:val="20"/>
               </w:rPr>
-              <w:t xml:space="default">BV_TV</w:t>
+              <w:t xml:space="default">Aortic valve</w:t>
             </w:r>
           </w:p>
         </w:tc>
@@ -30256,7 +28756,7 @@
                 <w:rFonts w:ascii="Calibri" w:hAnsi="Calibri"/>
                 <w:sz w:val="20"/>
               </w:rPr>
-              <w:t xml:space="default">AGE</w:t>
+              <w:t xml:space="default">Age (years)</w:t>
             </w:r>
           </w:p>
         </w:tc>
